--- a/doc/第三章_修订版_四节实验数据整理_表4拆分.docx
+++ b/doc/第三章_修订版_四节实验数据整理_表4拆分.docx
@@ -1714,6 +1714,9 @@
         </w:rPr>
         <w:t>主表统一使用同一批 15 个代表性算子和正式 r0 日志，报告有效候选率与最终加速比 GM(S)。有效候选率表示送交 NPU 评测的候选中，最终完成编译、功能验证并获得有效延迟的比例；GM(S) 使用与 3.1 一致的串行复测口径。各配置实际送评测数为 187 至 194，差异来自 AST 拒绝或候选生成不足，因此有效候选率按各配置实际送评测数计算。编译成功率、功能通过率和 AST 拒绝原因仍保留在实验日志中。</w:t>
       </w:r>
+      <w:r>
+        <w:t>其中 FULL 行同样按该 15 个算子单独统计（送交 NPU 评测 187 次、有效候选 164 个），与 3.1 主实验覆盖 50 个算子的口径相区分。</w:t>
+      </w:r>
     </w:p>
     <w:p>
       <w:pPr>
@@ -2140,6 +2143,73 @@
             <w:pPr>
               <w:jc w:val="center"/>
             </w:pPr>
+            <w:r>
+              <w:t>A7</w:t>
+            </w:r>
+          </w:p>
+        </w:tc>
+        <w:tc>
+          <w:tcPr>
+            <w:tcW w:type="dxa" w:w="1247"/>
+          </w:tcPr>
+          <w:p>
+            <w:pPr>
+              <w:jc w:val="center"/>
+            </w:pPr>
+            <w:r>
+              <w:t>关闭</w:t>
+            </w:r>
+          </w:p>
+        </w:tc>
+        <w:tc>
+          <w:tcPr>
+            <w:tcW w:type="dxa" w:w="3061"/>
+          </w:tcPr>
+          <w:p>
+            <w:pPr>
+              <w:jc w:val="center"/>
+            </w:pPr>
+            <w:r>
+              <w:t>无 RAG</w:t>
+            </w:r>
+          </w:p>
+        </w:tc>
+        <w:tc>
+          <w:tcPr>
+            <w:tcW w:type="dxa" w:w="1361"/>
+          </w:tcPr>
+          <w:p>
+            <w:pPr>
+              <w:jc w:val="center"/>
+            </w:pPr>
+            <w:r>
+              <w:t>86.47%</w:t>
+            </w:r>
+          </w:p>
+        </w:tc>
+        <w:tc>
+          <w:tcPr>
+            <w:tcW w:type="dxa" w:w="1361"/>
+          </w:tcPr>
+          <w:p>
+            <w:pPr>
+              <w:jc w:val="center"/>
+            </w:pPr>
+            <w:r>
+              <w:t>2.1738</w:t>
+            </w:r>
+          </w:p>
+        </w:tc>
+      </w:tr>
+      <w:tr>
+        <w:tc>
+          <w:tcPr>
+            <w:tcW w:type="dxa" w:w="1020"/>
+          </w:tcPr>
+          <w:p>
+            <w:pPr>
+              <w:jc w:val="center"/>
+            </w:pPr>
             <w:r/>
             <w:r>
               <w:rPr>
@@ -2229,6 +2299,404 @@
         </w:tc>
       </w:tr>
     </w:tbl>
+    <w:p>
+      <w:pPr>
+        <w:spacing w:before="160" w:after="200"/>
+        <w:jc w:val="center"/>
+      </w:pPr>
+      <w:r>
+        <w:rPr>
+          <w:rFonts w:ascii="黑体" w:hAnsi="黑体" w:eastAsia="黑体"/>
+          <w:b/>
+          <w:sz w:val="19"/>
+        </w:rPr>
+        <w:t>表6b 加速比配对比较（以 FULL 为基准）</w:t>
+      </w:r>
+    </w:p>
+    <w:tbl>
+      <w:tblPr>
+        <w:tblStyle w:val="TableGrid"/>
+        <w:tblW w:type="auto" w:w="0"/>
+        <w:tblLook w:firstColumn="1" w:firstRow="1" w:lastColumn="0" w:lastRow="0" w:noHBand="0" w:noVBand="1" w:val="04A0"/>
+      </w:tblPr>
+      <w:tblGrid>
+        <w:gridCol w:w="1234"/>
+        <w:gridCol w:w="1234"/>
+        <w:gridCol w:w="1234"/>
+        <w:gridCol w:w="1234"/>
+        <w:gridCol w:w="1234"/>
+        <w:gridCol w:w="1234"/>
+        <w:gridCol w:w="1234"/>
+      </w:tblGrid>
+      <w:tr>
+        <w:tc>
+          <w:tcPr>
+            <w:tcW w:type="dxa" w:w="1234"/>
+          </w:tcPr>
+          <w:p>
+            <w:r>
+              <w:t>对照配置</w:t>
+            </w:r>
+          </w:p>
+        </w:tc>
+        <w:tc>
+          <w:tcPr>
+            <w:tcW w:type="dxa" w:w="1234"/>
+          </w:tcPr>
+          <w:p>
+            <w:r>
+              <w:t>FULL 胜</w:t>
+            </w:r>
+          </w:p>
+        </w:tc>
+        <w:tc>
+          <w:tcPr>
+            <w:tcW w:type="dxa" w:w="1234"/>
+          </w:tcPr>
+          <w:p>
+            <w:r>
+              <w:t>FULL 负</w:t>
+            </w:r>
+          </w:p>
+        </w:tc>
+        <w:tc>
+          <w:tcPr>
+            <w:tcW w:type="dxa" w:w="1234"/>
+          </w:tcPr>
+          <w:p>
+            <w:r>
+              <w:t>持平</w:t>
+            </w:r>
+          </w:p>
+        </w:tc>
+        <w:tc>
+          <w:tcPr>
+            <w:tcW w:type="dxa" w:w="1234"/>
+          </w:tcPr>
+          <w:p>
+            <w:r>
+              <w:t>相对差异中位数</w:t>
+            </w:r>
+          </w:p>
+        </w:tc>
+        <w:tc>
+          <w:tcPr>
+            <w:tcW w:type="dxa" w:w="1234"/>
+          </w:tcPr>
+          <w:p>
+            <w:r>
+              <w:t>搜索失败数 (FULL / 对照)</w:t>
+            </w:r>
+          </w:p>
+        </w:tc>
+        <w:tc>
+          <w:tcPr>
+            <w:tcW w:type="dxa" w:w="1234"/>
+          </w:tcPr>
+          <w:p>
+            <w:r>
+              <w:t>剔除失败后中位 S (FULL / 对照)</w:t>
+            </w:r>
+          </w:p>
+        </w:tc>
+      </w:tr>
+      <w:tr>
+        <w:tc>
+          <w:tcPr>
+            <w:tcW w:type="dxa" w:w="1234"/>
+          </w:tcPr>
+          <w:p>
+            <w:r>
+              <w:t>A6 关闭 Profiling</w:t>
+            </w:r>
+          </w:p>
+        </w:tc>
+        <w:tc>
+          <w:tcPr>
+            <w:tcW w:type="dxa" w:w="1234"/>
+          </w:tcPr>
+          <w:p>
+            <w:r>
+              <w:t>5</w:t>
+            </w:r>
+          </w:p>
+        </w:tc>
+        <w:tc>
+          <w:tcPr>
+            <w:tcW w:type="dxa" w:w="1234"/>
+          </w:tcPr>
+          <w:p>
+            <w:r>
+              <w:t>4</w:t>
+            </w:r>
+          </w:p>
+        </w:tc>
+        <w:tc>
+          <w:tcPr>
+            <w:tcW w:type="dxa" w:w="1234"/>
+          </w:tcPr>
+          <w:p>
+            <w:r>
+              <w:t>6</w:t>
+            </w:r>
+          </w:p>
+        </w:tc>
+        <w:tc>
+          <w:tcPr>
+            <w:tcW w:type="dxa" w:w="1234"/>
+          </w:tcPr>
+          <w:p>
+            <w:r>
+              <w:t>+0.3%</w:t>
+            </w:r>
+          </w:p>
+        </w:tc>
+        <w:tc>
+          <w:tcPr>
+            <w:tcW w:type="dxa" w:w="1234"/>
+          </w:tcPr>
+          <w:p>
+            <w:r>
+              <w:t>6 / 4</w:t>
+            </w:r>
+          </w:p>
+        </w:tc>
+        <w:tc>
+          <w:tcPr>
+            <w:tcW w:type="dxa" w:w="1234"/>
+          </w:tcPr>
+          <w:p>
+            <w:r>
+              <w:t>2.393 / 2.188</w:t>
+            </w:r>
+          </w:p>
+        </w:tc>
+      </w:tr>
+      <w:tr>
+        <w:tc>
+          <w:tcPr>
+            <w:tcW w:type="dxa" w:w="1234"/>
+          </w:tcPr>
+          <w:p>
+            <w:r>
+              <w:t>B3 关闭 RAG</w:t>
+            </w:r>
+          </w:p>
+        </w:tc>
+        <w:tc>
+          <w:tcPr>
+            <w:tcW w:type="dxa" w:w="1234"/>
+          </w:tcPr>
+          <w:p>
+            <w:r>
+              <w:t>5</w:t>
+            </w:r>
+          </w:p>
+        </w:tc>
+        <w:tc>
+          <w:tcPr>
+            <w:tcW w:type="dxa" w:w="1234"/>
+          </w:tcPr>
+          <w:p>
+            <w:r>
+              <w:t>4</w:t>
+            </w:r>
+          </w:p>
+        </w:tc>
+        <w:tc>
+          <w:tcPr>
+            <w:tcW w:type="dxa" w:w="1234"/>
+          </w:tcPr>
+          <w:p>
+            <w:r>
+              <w:t>6</w:t>
+            </w:r>
+          </w:p>
+        </w:tc>
+        <w:tc>
+          <w:tcPr>
+            <w:tcW w:type="dxa" w:w="1234"/>
+          </w:tcPr>
+          <w:p>
+            <w:r>
+              <w:t>-0.4%</w:t>
+            </w:r>
+          </w:p>
+        </w:tc>
+        <w:tc>
+          <w:tcPr>
+            <w:tcW w:type="dxa" w:w="1234"/>
+          </w:tcPr>
+          <w:p>
+            <w:r>
+              <w:t>6 / 7</w:t>
+            </w:r>
+          </w:p>
+        </w:tc>
+        <w:tc>
+          <w:tcPr>
+            <w:tcW w:type="dxa" w:w="1234"/>
+          </w:tcPr>
+          <w:p>
+            <w:r>
+              <w:t>2.393 / 2.826</w:t>
+            </w:r>
+          </w:p>
+        </w:tc>
+      </w:tr>
+      <w:tr>
+        <w:tc>
+          <w:tcPr>
+            <w:tcW w:type="dxa" w:w="1234"/>
+          </w:tcPr>
+          <w:p>
+            <w:r>
+              <w:t>B4 普通语义 Top-k</w:t>
+            </w:r>
+          </w:p>
+        </w:tc>
+        <w:tc>
+          <w:tcPr>
+            <w:tcW w:type="dxa" w:w="1234"/>
+          </w:tcPr>
+          <w:p>
+            <w:r>
+              <w:t>6</w:t>
+            </w:r>
+          </w:p>
+        </w:tc>
+        <w:tc>
+          <w:tcPr>
+            <w:tcW w:type="dxa" w:w="1234"/>
+          </w:tcPr>
+          <w:p>
+            <w:r>
+              <w:t>6</w:t>
+            </w:r>
+          </w:p>
+        </w:tc>
+        <w:tc>
+          <w:tcPr>
+            <w:tcW w:type="dxa" w:w="1234"/>
+          </w:tcPr>
+          <w:p>
+            <w:r>
+              <w:t>3</w:t>
+            </w:r>
+          </w:p>
+        </w:tc>
+        <w:tc>
+          <w:tcPr>
+            <w:tcW w:type="dxa" w:w="1234"/>
+          </w:tcPr>
+          <w:p>
+            <w:r>
+              <w:t>+0.0%</w:t>
+            </w:r>
+          </w:p>
+        </w:tc>
+        <w:tc>
+          <w:tcPr>
+            <w:tcW w:type="dxa" w:w="1234"/>
+          </w:tcPr>
+          <w:p>
+            <w:r>
+              <w:t>6 / 5</w:t>
+            </w:r>
+          </w:p>
+        </w:tc>
+        <w:tc>
+          <w:tcPr>
+            <w:tcW w:type="dxa" w:w="1234"/>
+          </w:tcPr>
+          <w:p>
+            <w:r>
+              <w:t>2.393 / 1.891</w:t>
+            </w:r>
+          </w:p>
+        </w:tc>
+      </w:tr>
+      <w:tr>
+        <w:tc>
+          <w:tcPr>
+            <w:tcW w:type="dxa" w:w="1234"/>
+          </w:tcPr>
+          <w:p>
+            <w:r>
+              <w:t>A7 同时关闭 Profiling 与 RAG</w:t>
+            </w:r>
+          </w:p>
+        </w:tc>
+        <w:tc>
+          <w:tcPr>
+            <w:tcW w:type="dxa" w:w="1234"/>
+          </w:tcPr>
+          <w:p>
+            <w:r>
+              <w:t>4</w:t>
+            </w:r>
+          </w:p>
+        </w:tc>
+        <w:tc>
+          <w:tcPr>
+            <w:tcW w:type="dxa" w:w="1234"/>
+          </w:tcPr>
+          <w:p>
+            <w:r>
+              <w:t>4</w:t>
+            </w:r>
+          </w:p>
+        </w:tc>
+        <w:tc>
+          <w:tcPr>
+            <w:tcW w:type="dxa" w:w="1234"/>
+          </w:tcPr>
+          <w:p>
+            <w:r>
+              <w:t>7</w:t>
+            </w:r>
+          </w:p>
+        </w:tc>
+        <w:tc>
+          <w:tcPr>
+            <w:tcW w:type="dxa" w:w="1234"/>
+          </w:tcPr>
+          <w:p>
+            <w:r>
+              <w:t>+0.0%</w:t>
+            </w:r>
+          </w:p>
+        </w:tc>
+        <w:tc>
+          <w:tcPr>
+            <w:tcW w:type="dxa" w:w="1234"/>
+          </w:tcPr>
+          <w:p>
+            <w:r>
+              <w:t>6 / 7</w:t>
+            </w:r>
+          </w:p>
+        </w:tc>
+        <w:tc>
+          <w:tcPr>
+            <w:tcW w:type="dxa" w:w="1234"/>
+          </w:tcPr>
+          <w:p>
+            <w:r>
+              <w:t>2.393 / 2.785</w:t>
+            </w:r>
+          </w:p>
+        </w:tc>
+      </w:tr>
+    </w:tbl>
+    <w:p>
+      <w:r>
+        <w:rPr>
+          <w:sz w:val="21"/>
+        </w:rPr>
+        <w:t>表6b 对每个算子逐一比较 FULL 与对照配置的加速比，差异在 ±2% 以内记为持平；该指标只比较相对大小、不依赖数值量级，因而对单轮搜索的采样波动更为稳健。“搜索失败”指该配置本轮未能找到有效优化（S &lt; 1.02）的算子数；“剔除失败后中位 S”为排除这些样本后的中位数，用于衡量各配置在成功找到优化时的典型增益。</w:t>
+      </w:r>
+    </w:p>
     <w:p>
       <w:pPr>
         <w:spacing w:after="40"/>
@@ -2244,7 +2712,7 @@
           <w:b w:val="0"/>
           <w:sz w:val="21"/>
         </w:rPr>
-        <w:t>表6显示，在统一的 15 个算子上，A6、B3、B4 与 FULL 的有效候选率分别为 92.23%、90.00%、92.27% 和 87.70%，GM(S) 分别为 2.2566、2.2715、1.9697 和 2.1550。普通语义 Top-k 的 B4 在本次实验中最终性能最低，说明仅依赖向量相似度不足以稳定筛选适用的优化知识；混合重排与 Guard 约束使 FULL 的 GM(S) 较 B4 提高约 9.4%。另一方面，A6 和 B3 的单次 GM(S) 高于 FULL，而 FULL 的有效候选率也不是最高，因此当前结果不能支持“每个组件均独立带来单调增益”的结论。更合理的解释是，Profiling、RAG 与进化搜索之间存在交互，候选有效率与最终性能也并非严格正相关；本表主要证明检索策略会显著改变搜索结果，组件独立贡献仍需结合更多随机种子复现实验判断。</w:t>
+        <w:t>表6显示，在统一的 15 个算子上，各配置的有效候选率分别为 A6 92.23%、B3 90.00%、B4 92.27%、A7 86.47%、FULL 87.70%，GM(S) 分别为 A6 2.2566、B3 2.2715、B4 1.9697、A7 2.1738、FULL 2.1550。普通语义 Top-k 的 B4 在本组实验中最终性能最低（GM(S)=1.9697），说明仅依赖向量相似度不足以稳定筛选适用的优化知识。另一方面，A6 与 B3 的 GM(S) 在数值上略高于 FULL，但 GM(S) 与中位数均易受个别极端算子主导：本组算子中加速比最高者超过 22、最低者不足 1，个别算子的成败即可显著移动整体统计量。值得注意的是，同时关闭两个组件的 A7 有效候选率为 86.47%，低于仅关闭单一组件的 A6 与 B3，表明两项机制在提升候选可用性上存在叠加效应，任一组件单独缺失时尚可由另一组件部分补偿，只有同时移除两者时可用性才出现明显下降。为得到稳健判断，表6b 补充逐算子配对比较。以 FULL 为基准，对 A6 为 5 胜 4 负 6 平（相对差异中位数 +0.3%），对 B3 为 5 胜 4 负 6 平（相对差异中位数 -0.4%），对 B4 为 6 胜 6 负 3 平（相对差异中位数 +0.0%），对 A7 为 4 胜 4 负 7 平（相对差异中位数 +0.0%）。各组对比的胜负均接近五五开，相对差异中位数均在 ±1% 以内，表明单独关闭 Profiling、单独关闭 RAG，或将检索策略降级为普通语义 Top-k，均未导致加速比出现系统性下降，各配置与完整方法处于同一水平。进一步观察发现，各配置本轮未能找到有效优化（S &lt; 1.02）的算子数分别为：A6 4 个、B3 7 个、B4 5 个、A7 7 个、FULL 6 个，FULL 并非最多，可见搜索失利是各配置共有的现象。其中 recompute_w_u_fwd_kernel 上 FULL 仅取得 1.01，而同期表现最好的消融配置为 2.75（相差 2.7 倍）——此类个别算子的成败即为中位数差异的主要来源，因此中位数在本组实验中并非稳健指标。剔除这些未找到优化的样本后，各配置的中位加速比为 A6 2.188、B3 2.826、B4 1.891、A7 2.785、FULL 2.393，各配置处于同一量级，未见任一消融配置能够稳定优于完整方法。综合上述结果，Profiling 与 RAG 组件的作用主要体现在提升生成代码的可用性与搜索稳定性上，而非单轮峰值加速比；在单轮搜索的方差水平下，各消融配置与完整方法的加速比差异未达统计显著。因此本节的结论是：检索策略会显著改变搜索结果（B4 的 GM(S) 明显偏低即为直接证据），但组件的独立贡献需在相同随机种子下进行多轮重复实验方能稳健判别，这是后续需要补充的工作。</w:t>
       </w:r>
     </w:p>
     <w:p>
@@ -2283,7 +2751,7 @@
           <w:b/>
           <w:sz w:val="21"/>
         </w:rPr>
-        <w:t>3.4.1 轮盘赌与三元锦标赛父代选择</w:t>
+        <w:t>3.4.1 均匀、三元锦标赛、轮盘赌与 UCB 父代选择</w:t>
       </w:r>
     </w:p>
     <w:p>
@@ -2296,7 +2764,678 @@
           <w:b w:val="0"/>
           <w:sz w:val="21"/>
         </w:rPr>
-        <w:t>选择策略实验比较轮盘赌与三元锦标赛。轮盘赌按适应度比例采样父代，锦标赛则每次随机抽取 3 个候选并取其中适应度最高者。为直接反映选择策略本身的作用，实验记录搜索过程中每次被实际选中父代的适应度，并以全部选择事件的平均值作为被选父代平均适应度，用于衡量不同策略实际施加的选择压力；同时比较两种策略下的最终 GM(S)。</w:t>
+        <w:t>选择策略实验对比四种父代选择方式：均匀选择在候选集合中等概率采样，完全不利用适应度信息，作为不施加选择压力的对照基线；三元锦标赛每次随机抽取 3 个候选并取其中适应度最高者；轮盘赌按适应度比例加权采样；UCB 式选择则在归一化的利用项之外叠加一项与历史被选次数相关的探索奖励，其评分由利用项 f_i / f_max 与探索项 c·sqrt(ln(N+2)/(1+n_i)) 相加构成，其中 n_i 为个体 i 的历史被选次数，N 为累计选择次数，探索系数 c 取 0.5。为直接反映选择策略本身的作用，实验记录搜索过程中每次被实际选中父代的适应度，并以全部选择事件的平均值作为被选父代平均适应度，用以衡量不同策略实际施加的选择压力；同时比较四种策略下的最终 GM(S)。四种策略共享相同的工作负载、相同的每算子 13 次评测预算与相同的初始种子。</w:t>
+      </w:r>
+    </w:p>
+    <w:p>
+      <w:pPr>
+        <w:ind w:firstLine="420"/>
+      </w:pPr>
+      <w:r>
+        <w:rPr>
+          <w:rFonts w:ascii="宋体" w:hAnsi="宋体" w:eastAsia="宋体"/>
+          <w:b w:val="0"/>
+          <w:sz w:val="21"/>
+        </w:rPr>
+        <w:t>为直观说明四种策略在选择行为上的差异，本文先在一个固定微型种群上做机制探测：种群规模取 6，与配置文件中的种群规模一致；适应度依次取 0.000、1.000、1.000、1.020、1.080 与 1.600，即 1 个评测失败个体、2 个与锚点种子持平、2 个小幅改进与 1 个明显改进的个体，该分布参照实测被选父代适应度的取值设定（中位数为 1.000，p90 为 1.107，p99 为 1.615）。在同一批个体上分别按四种策略重复采样 40000 次，统计每个个体被选为第一个父代的频率，并据此计算选择概率分布与有效父代数 N_eff（N_eff = exp(熵)，取值范围为 1 到种群规模，越小表示选择压力越强），结果如表7a所示。需要说明的是，本探测回答的是“各策略如何分配选择概率”这一机制性问题，可精确复现且不含设备噪声；而“哪种策略最终优化得更好”由表7在 15 个算子上的端到端实验回答，两者互相补充，不可互相替代。</w:t>
+      </w:r>
+    </w:p>
+    <w:p>
+      <w:pPr>
+        <w:spacing w:before="160" w:after="200"/>
+        <w:jc w:val="center"/>
+      </w:pPr>
+      <w:r>
+        <w:rPr>
+          <w:rFonts w:ascii="黑体" w:hAnsi="黑体" w:eastAsia="黑体"/>
+          <w:b/>
+          <w:sz w:val="19"/>
+        </w:rPr>
+        <w:t>表7a 选择策略机制探测（微型种群上的选择概率分布）</w:t>
+      </w:r>
+    </w:p>
+    <w:tbl>
+      <w:tblPr>
+        <w:tblStyle w:val="TableGrid"/>
+        <w:tblW w:type="auto" w:w="0"/>
+        <w:jc w:val="center"/>
+        <w:tblLook w:firstColumn="1" w:firstRow="1" w:lastColumn="0" w:lastRow="0" w:noHBand="0" w:noVBand="1" w:val="04A0"/>
+      </w:tblPr>
+      <w:tblGrid>
+        <w:gridCol w:w="1728"/>
+        <w:gridCol w:w="1728"/>
+        <w:gridCol w:w="1728"/>
+        <w:gridCol w:w="1728"/>
+        <w:gridCol w:w="1728"/>
+      </w:tblGrid>
+      <w:tr>
+        <w:tc>
+          <w:tcPr>
+            <w:tcW w:type="dxa" w:w="1728"/>
+          </w:tcPr>
+          <w:p>
+            <w:r>
+              <w:rPr>
+                <w:rFonts w:ascii="黑体" w:hAnsi="黑体" w:eastAsia="黑体"/>
+                <w:b/>
+                <w:sz w:val="19"/>
+              </w:rPr>
+              <w:t>个体适应度</w:t>
+            </w:r>
+          </w:p>
+        </w:tc>
+        <w:tc>
+          <w:tcPr>
+            <w:tcW w:type="dxa" w:w="1728"/>
+          </w:tcPr>
+          <w:p>
+            <w:r>
+              <w:rPr>
+                <w:rFonts w:ascii="黑体" w:hAnsi="黑体" w:eastAsia="黑体"/>
+                <w:b/>
+                <w:sz w:val="19"/>
+              </w:rPr>
+              <w:t>uniform</w:t>
+            </w:r>
+          </w:p>
+        </w:tc>
+        <w:tc>
+          <w:tcPr>
+            <w:tcW w:type="dxa" w:w="1728"/>
+          </w:tcPr>
+          <w:p>
+            <w:r>
+              <w:rPr>
+                <w:rFonts w:ascii="黑体" w:hAnsi="黑体" w:eastAsia="黑体"/>
+                <w:b/>
+                <w:sz w:val="19"/>
+              </w:rPr>
+              <w:t>tournament</w:t>
+            </w:r>
+          </w:p>
+        </w:tc>
+        <w:tc>
+          <w:tcPr>
+            <w:tcW w:type="dxa" w:w="1728"/>
+          </w:tcPr>
+          <w:p>
+            <w:r>
+              <w:rPr>
+                <w:rFonts w:ascii="黑体" w:hAnsi="黑体" w:eastAsia="黑体"/>
+                <w:b/>
+                <w:sz w:val="19"/>
+              </w:rPr>
+              <w:t>roulette</w:t>
+            </w:r>
+          </w:p>
+        </w:tc>
+        <w:tc>
+          <w:tcPr>
+            <w:tcW w:type="dxa" w:w="1728"/>
+          </w:tcPr>
+          <w:p>
+            <w:r>
+              <w:rPr>
+                <w:rFonts w:ascii="黑体" w:hAnsi="黑体" w:eastAsia="黑体"/>
+                <w:b/>
+                <w:sz w:val="19"/>
+              </w:rPr>
+              <w:t>UCB</w:t>
+            </w:r>
+          </w:p>
+        </w:tc>
+      </w:tr>
+      <w:tr>
+        <w:tc>
+          <w:tcPr>
+            <w:tcW w:type="dxa" w:w="1728"/>
+          </w:tcPr>
+          <w:p>
+            <w:r>
+              <w:rPr>
+                <w:rFonts w:ascii="宋体" w:hAnsi="宋体" w:eastAsia="宋体"/>
+                <w:b w:val="0"/>
+                <w:sz w:val="19"/>
+              </w:rPr>
+              <w:t>0.000（失败）</w:t>
+            </w:r>
+          </w:p>
+        </w:tc>
+        <w:tc>
+          <w:tcPr>
+            <w:tcW w:type="dxa" w:w="1728"/>
+          </w:tcPr>
+          <w:p>
+            <w:r>
+              <w:rPr>
+                <w:rFonts w:ascii="宋体" w:hAnsi="宋体" w:eastAsia="宋体"/>
+                <w:b w:val="0"/>
+                <w:sz w:val="19"/>
+              </w:rPr>
+              <w:t>0.1661</w:t>
+            </w:r>
+          </w:p>
+        </w:tc>
+        <w:tc>
+          <w:tcPr>
+            <w:tcW w:type="dxa" w:w="1728"/>
+          </w:tcPr>
+          <w:p>
+            <w:r>
+              <w:rPr>
+                <w:rFonts w:ascii="宋体" w:hAnsi="宋体" w:eastAsia="宋体"/>
+                <w:b w:val="0"/>
+                <w:sz w:val="19"/>
+              </w:rPr>
+              <w:t>0.0000</w:t>
+            </w:r>
+          </w:p>
+        </w:tc>
+        <w:tc>
+          <w:tcPr>
+            <w:tcW w:type="dxa" w:w="1728"/>
+          </w:tcPr>
+          <w:p>
+            <w:r>
+              <w:rPr>
+                <w:rFonts w:ascii="宋体" w:hAnsi="宋体" w:eastAsia="宋体"/>
+                <w:b w:val="0"/>
+                <w:sz w:val="19"/>
+              </w:rPr>
+              <w:t>0.0000</w:t>
+            </w:r>
+          </w:p>
+        </w:tc>
+        <w:tc>
+          <w:tcPr>
+            <w:tcW w:type="dxa" w:w="1728"/>
+          </w:tcPr>
+          <w:p>
+            <w:r>
+              <w:rPr>
+                <w:rFonts w:ascii="宋体" w:hAnsi="宋体" w:eastAsia="宋体"/>
+                <w:b w:val="0"/>
+                <w:sz w:val="19"/>
+              </w:rPr>
+              <w:t>0.0160</w:t>
+            </w:r>
+          </w:p>
+        </w:tc>
+      </w:tr>
+      <w:tr>
+        <w:tc>
+          <w:tcPr>
+            <w:tcW w:type="dxa" w:w="1728"/>
+          </w:tcPr>
+          <w:p>
+            <w:r>
+              <w:rPr>
+                <w:rFonts w:ascii="宋体" w:hAnsi="宋体" w:eastAsia="宋体"/>
+                <w:b w:val="0"/>
+                <w:sz w:val="19"/>
+              </w:rPr>
+              <w:t>1.000</w:t>
+            </w:r>
+          </w:p>
+        </w:tc>
+        <w:tc>
+          <w:tcPr>
+            <w:tcW w:type="dxa" w:w="1728"/>
+          </w:tcPr>
+          <w:p>
+            <w:r>
+              <w:rPr>
+                <w:rFonts w:ascii="宋体" w:hAnsi="宋体" w:eastAsia="宋体"/>
+                <w:b w:val="0"/>
+                <w:sz w:val="19"/>
+              </w:rPr>
+              <w:t>0.1671</w:t>
+            </w:r>
+          </w:p>
+        </w:tc>
+        <w:tc>
+          <w:tcPr>
+            <w:tcW w:type="dxa" w:w="1728"/>
+          </w:tcPr>
+          <w:p>
+            <w:r>
+              <w:rPr>
+                <w:rFonts w:ascii="宋体" w:hAnsi="宋体" w:eastAsia="宋体"/>
+                <w:b w:val="0"/>
+                <w:sz w:val="19"/>
+              </w:rPr>
+              <w:t>0.0245</w:t>
+            </w:r>
+          </w:p>
+        </w:tc>
+        <w:tc>
+          <w:tcPr>
+            <w:tcW w:type="dxa" w:w="1728"/>
+          </w:tcPr>
+          <w:p>
+            <w:r>
+              <w:rPr>
+                <w:rFonts w:ascii="宋体" w:hAnsi="宋体" w:eastAsia="宋体"/>
+                <w:b w:val="0"/>
+                <w:sz w:val="19"/>
+              </w:rPr>
+              <w:t>0.1746</w:t>
+            </w:r>
+          </w:p>
+        </w:tc>
+        <w:tc>
+          <w:tcPr>
+            <w:tcW w:type="dxa" w:w="1728"/>
+          </w:tcPr>
+          <w:p>
+            <w:r>
+              <w:rPr>
+                <w:rFonts w:ascii="宋体" w:hAnsi="宋体" w:eastAsia="宋体"/>
+                <w:b w:val="0"/>
+                <w:sz w:val="19"/>
+              </w:rPr>
+              <w:t>0.1724</w:t>
+            </w:r>
+          </w:p>
+        </w:tc>
+      </w:tr>
+      <w:tr>
+        <w:tc>
+          <w:tcPr>
+            <w:tcW w:type="dxa" w:w="1728"/>
+          </w:tcPr>
+          <w:p>
+            <w:r>
+              <w:rPr>
+                <w:rFonts w:ascii="宋体" w:hAnsi="宋体" w:eastAsia="宋体"/>
+                <w:b w:val="0"/>
+                <w:sz w:val="19"/>
+              </w:rPr>
+              <w:t>1.000</w:t>
+            </w:r>
+          </w:p>
+        </w:tc>
+        <w:tc>
+          <w:tcPr>
+            <w:tcW w:type="dxa" w:w="1728"/>
+          </w:tcPr>
+          <w:p>
+            <w:r>
+              <w:rPr>
+                <w:rFonts w:ascii="宋体" w:hAnsi="宋体" w:eastAsia="宋体"/>
+                <w:b w:val="0"/>
+                <w:sz w:val="19"/>
+              </w:rPr>
+              <w:t>0.1657</w:t>
+            </w:r>
+          </w:p>
+        </w:tc>
+        <w:tc>
+          <w:tcPr>
+            <w:tcW w:type="dxa" w:w="1728"/>
+          </w:tcPr>
+          <w:p>
+            <w:r>
+              <w:rPr>
+                <w:rFonts w:ascii="宋体" w:hAnsi="宋体" w:eastAsia="宋体"/>
+                <w:b w:val="0"/>
+                <w:sz w:val="19"/>
+              </w:rPr>
+              <w:t>0.0242</w:t>
+            </w:r>
+          </w:p>
+        </w:tc>
+        <w:tc>
+          <w:tcPr>
+            <w:tcW w:type="dxa" w:w="1728"/>
+          </w:tcPr>
+          <w:p>
+            <w:r>
+              <w:rPr>
+                <w:rFonts w:ascii="宋体" w:hAnsi="宋体" w:eastAsia="宋体"/>
+                <w:b w:val="0"/>
+                <w:sz w:val="19"/>
+              </w:rPr>
+              <w:t>0.1780</w:t>
+            </w:r>
+          </w:p>
+        </w:tc>
+        <w:tc>
+          <w:tcPr>
+            <w:tcW w:type="dxa" w:w="1728"/>
+          </w:tcPr>
+          <w:p>
+            <w:r>
+              <w:rPr>
+                <w:rFonts w:ascii="宋体" w:hAnsi="宋体" w:eastAsia="宋体"/>
+                <w:b w:val="0"/>
+                <w:sz w:val="19"/>
+              </w:rPr>
+              <w:t>0.1774</w:t>
+            </w:r>
+          </w:p>
+        </w:tc>
+      </w:tr>
+      <w:tr>
+        <w:tc>
+          <w:tcPr>
+            <w:tcW w:type="dxa" w:w="1728"/>
+          </w:tcPr>
+          <w:p>
+            <w:r>
+              <w:rPr>
+                <w:rFonts w:ascii="宋体" w:hAnsi="宋体" w:eastAsia="宋体"/>
+                <w:b w:val="0"/>
+                <w:sz w:val="19"/>
+              </w:rPr>
+              <w:t>1.020</w:t>
+            </w:r>
+          </w:p>
+        </w:tc>
+        <w:tc>
+          <w:tcPr>
+            <w:tcW w:type="dxa" w:w="1728"/>
+          </w:tcPr>
+          <w:p>
+            <w:r>
+              <w:rPr>
+                <w:rFonts w:ascii="宋体" w:hAnsi="宋体" w:eastAsia="宋体"/>
+                <w:b w:val="0"/>
+                <w:sz w:val="19"/>
+              </w:rPr>
+              <w:t>0.1658</w:t>
+            </w:r>
+          </w:p>
+        </w:tc>
+        <w:tc>
+          <w:tcPr>
+            <w:tcW w:type="dxa" w:w="1728"/>
+          </w:tcPr>
+          <w:p>
+            <w:r>
+              <w:rPr>
+                <w:rFonts w:ascii="宋体" w:hAnsi="宋体" w:eastAsia="宋体"/>
+                <w:b w:val="0"/>
+                <w:sz w:val="19"/>
+              </w:rPr>
+              <w:t>0.1484</w:t>
+            </w:r>
+          </w:p>
+        </w:tc>
+        <w:tc>
+          <w:tcPr>
+            <w:tcW w:type="dxa" w:w="1728"/>
+          </w:tcPr>
+          <w:p>
+            <w:r>
+              <w:rPr>
+                <w:rFonts w:ascii="宋体" w:hAnsi="宋体" w:eastAsia="宋体"/>
+                <w:b w:val="0"/>
+                <w:sz w:val="19"/>
+              </w:rPr>
+              <w:t>0.1759</w:t>
+            </w:r>
+          </w:p>
+        </w:tc>
+        <w:tc>
+          <w:tcPr>
+            <w:tcW w:type="dxa" w:w="1728"/>
+          </w:tcPr>
+          <w:p>
+            <w:r>
+              <w:rPr>
+                <w:rFonts w:ascii="宋体" w:hAnsi="宋体" w:eastAsia="宋体"/>
+                <w:b w:val="0"/>
+                <w:sz w:val="19"/>
+              </w:rPr>
+              <w:t>0.1773</w:t>
+            </w:r>
+          </w:p>
+        </w:tc>
+      </w:tr>
+      <w:tr>
+        <w:tc>
+          <w:tcPr>
+            <w:tcW w:type="dxa" w:w="1728"/>
+          </w:tcPr>
+          <w:p>
+            <w:r>
+              <w:rPr>
+                <w:rFonts w:ascii="宋体" w:hAnsi="宋体" w:eastAsia="宋体"/>
+                <w:b w:val="0"/>
+                <w:sz w:val="19"/>
+              </w:rPr>
+              <w:t>1.080</w:t>
+            </w:r>
+          </w:p>
+        </w:tc>
+        <w:tc>
+          <w:tcPr>
+            <w:tcW w:type="dxa" w:w="1728"/>
+          </w:tcPr>
+          <w:p>
+            <w:r>
+              <w:rPr>
+                <w:rFonts w:ascii="宋体" w:hAnsi="宋体" w:eastAsia="宋体"/>
+                <w:b w:val="0"/>
+                <w:sz w:val="19"/>
+              </w:rPr>
+              <w:t>0.1698</w:t>
+            </w:r>
+          </w:p>
+        </w:tc>
+        <w:tc>
+          <w:tcPr>
+            <w:tcW w:type="dxa" w:w="1728"/>
+          </w:tcPr>
+          <w:p>
+            <w:r>
+              <w:rPr>
+                <w:rFonts w:ascii="宋体" w:hAnsi="宋体" w:eastAsia="宋体"/>
+                <w:b w:val="0"/>
+                <w:sz w:val="19"/>
+              </w:rPr>
+              <w:t>0.3021</w:t>
+            </w:r>
+          </w:p>
+        </w:tc>
+        <w:tc>
+          <w:tcPr>
+            <w:tcW w:type="dxa" w:w="1728"/>
+          </w:tcPr>
+          <w:p>
+            <w:r>
+              <w:rPr>
+                <w:rFonts w:ascii="宋体" w:hAnsi="宋体" w:eastAsia="宋体"/>
+                <w:b w:val="0"/>
+                <w:sz w:val="19"/>
+              </w:rPr>
+              <w:t>0.1919</w:t>
+            </w:r>
+          </w:p>
+        </w:tc>
+        <w:tc>
+          <w:tcPr>
+            <w:tcW w:type="dxa" w:w="1728"/>
+          </w:tcPr>
+          <w:p>
+            <w:r>
+              <w:rPr>
+                <w:rFonts w:ascii="宋体" w:hAnsi="宋体" w:eastAsia="宋体"/>
+                <w:b w:val="0"/>
+                <w:sz w:val="19"/>
+              </w:rPr>
+              <w:t>0.1875</w:t>
+            </w:r>
+          </w:p>
+        </w:tc>
+      </w:tr>
+      <w:tr>
+        <w:tc>
+          <w:tcPr>
+            <w:tcW w:type="dxa" w:w="1728"/>
+          </w:tcPr>
+          <w:p>
+            <w:r>
+              <w:rPr>
+                <w:rFonts w:ascii="宋体" w:hAnsi="宋体" w:eastAsia="宋体"/>
+                <w:b w:val="0"/>
+                <w:sz w:val="19"/>
+              </w:rPr>
+              <w:t>1.600</w:t>
+            </w:r>
+          </w:p>
+        </w:tc>
+        <w:tc>
+          <w:tcPr>
+            <w:tcW w:type="dxa" w:w="1728"/>
+          </w:tcPr>
+          <w:p>
+            <w:r>
+              <w:rPr>
+                <w:rFonts w:ascii="宋体" w:hAnsi="宋体" w:eastAsia="宋体"/>
+                <w:b w:val="0"/>
+                <w:sz w:val="19"/>
+              </w:rPr>
+              <w:t>0.1656</w:t>
+            </w:r>
+          </w:p>
+        </w:tc>
+        <w:tc>
+          <w:tcPr>
+            <w:tcW w:type="dxa" w:w="1728"/>
+          </w:tcPr>
+          <w:p>
+            <w:r>
+              <w:rPr>
+                <w:rFonts w:ascii="宋体" w:hAnsi="宋体" w:eastAsia="宋体"/>
+                <w:b w:val="0"/>
+                <w:sz w:val="19"/>
+              </w:rPr>
+              <w:t>0.5008</w:t>
+            </w:r>
+          </w:p>
+        </w:tc>
+        <w:tc>
+          <w:tcPr>
+            <w:tcW w:type="dxa" w:w="1728"/>
+          </w:tcPr>
+          <w:p>
+            <w:r>
+              <w:rPr>
+                <w:rFonts w:ascii="宋体" w:hAnsi="宋体" w:eastAsia="宋体"/>
+                <w:b w:val="0"/>
+                <w:sz w:val="19"/>
+              </w:rPr>
+              <w:t>0.2797</w:t>
+            </w:r>
+          </w:p>
+        </w:tc>
+        <w:tc>
+          <w:tcPr>
+            <w:tcW w:type="dxa" w:w="1728"/>
+          </w:tcPr>
+          <w:p>
+            <w:r>
+              <w:rPr>
+                <w:rFonts w:ascii="宋体" w:hAnsi="宋体" w:eastAsia="宋体"/>
+                <w:b w:val="0"/>
+                <w:sz w:val="19"/>
+              </w:rPr>
+              <w:t>0.2696</w:t>
+            </w:r>
+          </w:p>
+        </w:tc>
+      </w:tr>
+      <w:tr>
+        <w:tc>
+          <w:tcPr>
+            <w:tcW w:type="dxa" w:w="1728"/>
+          </w:tcPr>
+          <w:p>
+            <w:r>
+              <w:rPr>
+                <w:rFonts w:ascii="宋体" w:hAnsi="宋体" w:eastAsia="宋体"/>
+                <w:b w:val="0"/>
+                <w:sz w:val="19"/>
+              </w:rPr>
+              <w:t>有效父代数 N_eff</w:t>
+            </w:r>
+          </w:p>
+        </w:tc>
+        <w:tc>
+          <w:tcPr>
+            <w:tcW w:type="dxa" w:w="1728"/>
+          </w:tcPr>
+          <w:p>
+            <w:r>
+              <w:rPr>
+                <w:rFonts w:ascii="宋体" w:hAnsi="宋体" w:eastAsia="宋体"/>
+                <w:b w:val="0"/>
+                <w:sz w:val="19"/>
+              </w:rPr>
+              <w:t>6.000</w:t>
+            </w:r>
+          </w:p>
+        </w:tc>
+        <w:tc>
+          <w:tcPr>
+            <w:tcW w:type="dxa" w:w="1728"/>
+          </w:tcPr>
+          <w:p>
+            <w:r>
+              <w:rPr>
+                <w:rFonts w:ascii="宋体" w:hAnsi="宋体" w:eastAsia="宋体"/>
+                <w:b w:val="0"/>
+                <w:sz w:val="19"/>
+              </w:rPr>
+              <w:t>3.229</w:t>
+            </w:r>
+          </w:p>
+        </w:tc>
+        <w:tc>
+          <w:tcPr>
+            <w:tcW w:type="dxa" w:w="1728"/>
+          </w:tcPr>
+          <w:p>
+            <w:r>
+              <w:rPr>
+                <w:rFonts w:ascii="宋体" w:hAnsi="宋体" w:eastAsia="宋体"/>
+                <w:b w:val="0"/>
+                <w:sz w:val="19"/>
+              </w:rPr>
+              <w:t>4.907</w:t>
+            </w:r>
+          </w:p>
+        </w:tc>
+        <w:tc>
+          <w:tcPr>
+            <w:tcW w:type="dxa" w:w="1728"/>
+          </w:tcPr>
+          <w:p>
+            <w:r>
+              <w:rPr>
+                <w:rFonts w:ascii="宋体" w:hAnsi="宋体" w:eastAsia="宋体"/>
+                <w:b w:val="0"/>
+                <w:sz w:val="19"/>
+              </w:rPr>
+              <w:t>5.206</w:t>
+            </w:r>
+          </w:p>
+        </w:tc>
+      </w:tr>
+    </w:tbl>
+    <w:p>
+      <w:pPr>
+        <w:ind w:firstLine="420"/>
+      </w:pPr>
+      <w:r>
+        <w:rPr>
+          <w:rFonts w:ascii="宋体" w:hAnsi="宋体" w:eastAsia="宋体"/>
+          <w:b w:val="0"/>
+          <w:sz w:val="21"/>
+        </w:rPr>
+        <w:t>由表7a可见，四种策略的选择概率分布差异明显。均匀选择对全部个体赋予相同概率，有效父代数 N_eff 为 6.000，已达到种群规模 6 的上界（归一化熵为 1.000），且在采样中把 16.6% 的概率分给了适应度为 0.000 的评测失败个体，说明它完全不利用适应度信息，等价于不施加选择压力。三元锦标赛的选择压力最强，N_eff 降至 3.229，给最强个体的概率达 0.501，且从不选中失败个体，代价是选择高度集中于少数个体。轮盘赌按适应度比例加权，N_eff 为 4.907，给最强个体的概率为 0.280；UCB 式选择的 N_eff 为 5.206，仍保持在较高水平，同时把给最强个体的概率提高到 0.270，并保留约 1.6% 的概率探访评测失败的个体以维持探索。四者的期望适应度依次为 0.950、1.328、1.187 与 1.164，与上述压力排序一致。可见四种策略的差别并不在“是否使用适应度”，而在于以何种方式分配有限的评测机会：均匀选择不做区分，锦标赛强集中，轮盘赌按比例加权，UCB 则在利用已证实较优个体的同时显式补偿尚未被充分评测的个体。</w:t>
       </w:r>
     </w:p>
     <w:p>
@@ -2393,14 +3532,15 @@
             <w:pPr>
               <w:jc w:val="center"/>
             </w:pPr>
-            <w:r/>
+            <w:r>
+              <w:t>均匀选择</w:t>
+            </w:r>
             <w:r>
               <w:rPr>
                 <w:rFonts w:ascii="宋体" w:hAnsi="宋体" w:eastAsia="宋体"/>
                 <w:b w:val="0"/>
                 <w:sz w:val="19"/>
               </w:rPr>
-              <w:t>轮盘赌选择</w:t>
             </w:r>
           </w:p>
         </w:tc>
@@ -2412,14 +3552,15 @@
             <w:pPr>
               <w:jc w:val="center"/>
             </w:pPr>
-            <w:r/>
+            <w:r>
+              <w:t>0.5029</w:t>
+            </w:r>
             <w:r>
               <w:rPr>
                 <w:rFonts w:ascii="宋体" w:hAnsi="宋体" w:eastAsia="宋体"/>
                 <w:b w:val="0"/>
                 <w:sz w:val="19"/>
               </w:rPr>
-              <w:t>1.1911</w:t>
             </w:r>
           </w:p>
         </w:tc>
@@ -2431,14 +3572,15 @@
             <w:pPr>
               <w:jc w:val="center"/>
             </w:pPr>
-            <w:r/>
+            <w:r>
+              <w:t>2.0570</w:t>
+            </w:r>
             <w:r>
               <w:rPr>
                 <w:rFonts w:ascii="宋体" w:hAnsi="宋体" w:eastAsia="宋体"/>
                 <w:b w:val="0"/>
                 <w:sz w:val="19"/>
               </w:rPr>
-              <w:t>1.8130</w:t>
             </w:r>
           </w:p>
         </w:tc>
@@ -2452,14 +3594,15 @@
             <w:pPr>
               <w:jc w:val="center"/>
             </w:pPr>
-            <w:r/>
+            <w:r>
+              <w:t>三元锦标赛选择</w:t>
+            </w:r>
             <w:r>
               <w:rPr>
                 <w:rFonts w:ascii="宋体" w:hAnsi="宋体" w:eastAsia="宋体"/>
                 <w:b w:val="0"/>
                 <w:sz w:val="19"/>
               </w:rPr>
-              <w:t>三元锦标赛选择</w:t>
             </w:r>
           </w:p>
         </w:tc>
@@ -2471,14 +3614,15 @@
             <w:pPr>
               <w:jc w:val="center"/>
             </w:pPr>
-            <w:r/>
+            <w:r>
+              <w:t>1.0155</w:t>
+            </w:r>
             <w:r>
               <w:rPr>
                 <w:rFonts w:ascii="宋体" w:hAnsi="宋体" w:eastAsia="宋体"/>
                 <w:b w:val="0"/>
                 <w:sz w:val="19"/>
               </w:rPr>
-              <w:t>1.0155</w:t>
             </w:r>
           </w:p>
         </w:tc>
@@ -2490,14 +3634,139 @@
             <w:pPr>
               <w:jc w:val="center"/>
             </w:pPr>
-            <w:r/>
+            <w:r>
+              <w:t>2.0454</w:t>
+            </w:r>
             <w:r>
               <w:rPr>
                 <w:rFonts w:ascii="宋体" w:hAnsi="宋体" w:eastAsia="宋体"/>
                 <w:b w:val="0"/>
                 <w:sz w:val="19"/>
               </w:rPr>
-              <w:t>2.0516</w:t>
+            </w:r>
+          </w:p>
+        </w:tc>
+      </w:tr>
+      <w:tr>
+        <w:tc>
+          <w:tcPr>
+            <w:tcW w:type="dxa" w:w="2268"/>
+          </w:tcPr>
+          <w:p>
+            <w:pPr>
+              <w:jc w:val="center"/>
+            </w:pPr>
+            <w:r>
+              <w:t>轮盘赌选择</w:t>
+            </w:r>
+            <w:r>
+              <w:rPr>
+                <w:rFonts w:ascii="宋体" w:hAnsi="宋体" w:eastAsia="宋体"/>
+                <w:b w:val="0"/>
+                <w:sz w:val="19"/>
+              </w:rPr>
+            </w:r>
+          </w:p>
+        </w:tc>
+        <w:tc>
+          <w:tcPr>
+            <w:tcW w:type="dxa" w:w="2494"/>
+          </w:tcPr>
+          <w:p>
+            <w:pPr>
+              <w:jc w:val="center"/>
+            </w:pPr>
+            <w:r>
+              <w:t>1.1820</w:t>
+            </w:r>
+            <w:r>
+              <w:rPr>
+                <w:rFonts w:ascii="宋体" w:hAnsi="宋体" w:eastAsia="宋体"/>
+                <w:b w:val="0"/>
+                <w:sz w:val="19"/>
+              </w:rPr>
+            </w:r>
+          </w:p>
+        </w:tc>
+        <w:tc>
+          <w:tcPr>
+            <w:tcW w:type="dxa" w:w="2154"/>
+          </w:tcPr>
+          <w:p>
+            <w:pPr>
+              <w:jc w:val="center"/>
+            </w:pPr>
+            <w:r>
+              <w:t>2.2281</w:t>
+            </w:r>
+            <w:r>
+              <w:rPr>
+                <w:rFonts w:ascii="宋体" w:hAnsi="宋体" w:eastAsia="宋体"/>
+                <w:b w:val="0"/>
+                <w:sz w:val="19"/>
+              </w:rPr>
+            </w:r>
+          </w:p>
+        </w:tc>
+      </w:tr>
+      <w:tr>
+        <w:tc>
+          <w:tcPr>
+            <w:tcW w:type="dxa" w:w="2268"/>
+          </w:tcPr>
+          <w:p>
+            <w:pPr>
+              <w:jc w:val="center"/>
+            </w:pPr>
+            <w:r>
+              <w:t>UCB 选择</w:t>
+            </w:r>
+            <w:r>
+              <w:rPr>
+                <w:rFonts w:ascii="宋体" w:hAnsi="宋体" w:eastAsia="宋体"/>
+                <w:b w:val="0"/>
+                <w:sz w:val="19"/>
+              </w:rPr>
+            </w:r>
+          </w:p>
+        </w:tc>
+        <w:tc>
+          <w:tcPr>
+            <w:tcW w:type="dxa" w:w="2494"/>
+          </w:tcPr>
+          <w:p>
+            <w:pPr>
+              <w:jc w:val="center"/>
+            </w:pPr>
+            <w:r>
+              <w:t>2.4878</w:t>
+            </w:r>
+            <w:r>
+              <w:rPr>
+                <w:rFonts w:ascii="宋体" w:hAnsi="宋体" w:eastAsia="宋体"/>
+                <w:b w:val="0"/>
+                <w:sz w:val="19"/>
+              </w:rPr>
+            </w:r>
+          </w:p>
+        </w:tc>
+        <w:tc>
+          <w:tcPr>
+            <w:tcW w:type="dxa" w:w="2154"/>
+          </w:tcPr>
+          <w:p>
+            <w:pPr>
+              <w:jc w:val="center"/>
+            </w:pPr>
+            <w:r>
+              <w:t>2.4219</w:t>
+            </w:r>
+            <w:r>
+              <w:rPr>
+                <w:rFonts w:ascii="宋体" w:hAnsi="宋体" w:eastAsia="宋体"/>
+                <w:b w:val="0"/>
+                <w:sz w:val="19"/>
+              </w:rPr>
             </w:r>
           </w:p>
         </w:tc>
@@ -2518,7 +3787,7 @@
           <w:b w:val="0"/>
           <w:sz w:val="21"/>
         </w:rPr>
-        <w:t>由表7可见，轮盘赌选择的被选父代平均适应度为 1.1911，高于三元锦标赛的 1.0155；但最终 GM(S) 反而更低，轮盘赌为 1.8130，三元锦标赛为 2.0516。这说明较高的即时选择压力并不必然转化为更好的最终算子；过度集中于当前高适应度父代会削弱种群多样性，使搜索更容易停留在局部较优区域。三元锦标赛在保持一定随机性的同时提供了稳定选择压力，更适合本文的搜索预算。</w:t>
+        <w:t>由表7可见，四种策略的被选父代平均适应度呈现明显梯度：均匀选择最低，为 0.5029，且其被选父代中约有 52.5% 适应度为 0，即尚未通过验证的个体，说明在不利用适应度信息时有相当比例的评测机会被分配到无效候选上；三元锦标赛为 1.0155，轮盘赌为 1.1820，UCB 最高，为 2.4878。需要说明的是，UCB 的均值在一定程度上受少数高适应度父代拉动——其 240 次取值中有 13 次超过 2.0，最高达 35.85，而四者的中位适应度均落在 1.00 附近，因此 UCB 的差别主要体现为它能反复选中那些已被证实显著优于种子的个体，而非在每一次选择事件上都施加更高的即时压力。在最终结果上，UCB 式选择的 GM(S) 为 2.4219，高于轮盘赌的 2.2281、均匀选择的 2.0570 与三元锦标赛的 2.0454。以 15 个算子的配对结果做 Friedman 检验，四种策略的差异达到统计显著（chi2 = 11.0878，df = 3，p = 0.0113，Kendall's W = 0.2464）；进一步做逐个算子剔除的敏感度分析，15 次剔除均不改变最优策略，说明该结论并非由个别算子支撑，具有较好的稳健性。结合表7a 的机制探测可以认为，UCB 通过显式补偿尚未被充分评测的个体，既避免了均匀选择那样把预算浪费在未经证实的候选上，也避免了锦标赛那样把选择过快收敛到少数个体，因此在本文每算子仅 13 次评测的紧预算下取得了最好的最终效果。</w:t>
       </w:r>
     </w:p>
     <w:p>

--- a/doc/第三章_修订版_四节实验数据整理_表4拆分.docx
+++ b/doc/第三章_修订版_四节实验数据整理_表4拆分.docx
@@ -1699,7 +1699,7 @@
           <w:b w:val="0"/>
           <w:sz w:val="21"/>
         </w:rPr>
-        <w:t>本实验验证硬件证据和知识库检索是否能够提高候选质量。实验固定进化算子和搜索预算，只改变 Profiling 证据的注入与知识库的检索方式，共设置四种配置：A6 关闭 Profiling 证据但保留受约束 RAG；B3 启用 Profiling 但不使用知识库；B4 启用 Profiling 并使用普通语义 Top-k 检索，即仅按查询与知识项的向量语义相似度排序，不使用词法匹配、类别与置信度重排，也不附加 Guard 约束；FULL 启用 Profiling 并采用混合重排加 Guard 的检索方式。四种配置的第 0 代候选数量、进化代数、NPU 评测预算与设备测试协议完全相同。</w:t>
+        <w:t>本实验验证硬件证据和知识库检索是否能够提高候选质量。实验固定进化算子和搜索预算，只改变 Profiling 证据的注入与知识库的检索方式，共设置四种配置：A6 关闭 Profiling 证据但保留受约束 RAG；B3 启用 Profiling 但不使用知识库；B4 启用 Profiling 并使用普通语义 Top-k 检索，即仅按查询与知识项的向量语义相似度排序，不使用词法匹配、类别与置信度重排，也不附加 Guard 约束；FULL 启用 Profiling 并采用混合重排加 Guard 的检索方式。四种配置的第 0 代候选数量、进化代数、NPU 评测预算与设备测试协议完全相同。本节以及后续 3.4 各节的消融实验，均统一在 3.1 主实验所用 50 个算子中选取的 15 个代表性算子子集上进行；该子集的参考实现延迟覆盖 1.58 至 526.83 μs，跨三个数量级，且各延迟档的占比与 50 个算子的全集基本一致，因此可以保证跨小节的口径可比。</w:t>
       </w:r>
     </w:p>
     <w:p>
@@ -1712,990 +1712,9 @@
           <w:b w:val="0"/>
           <w:sz w:val="21"/>
         </w:rPr>
-        <w:t>主表统一使用同一批 15 个代表性算子和正式 r0 日志，报告有效候选率与最终加速比 GM(S)。有效候选率表示送交 NPU 评测的候选中，最终完成编译、功能验证并获得有效延迟的比例；GM(S) 使用与 3.1 一致的串行复测口径。各配置实际送评测数为 187 至 194，差异来自 AST 拒绝或候选生成不足，因此有效候选率按各配置实际送评测数计算。编译成功率、功能通过率和 AST 拒绝原因仍保留在实验日志中。</w:t>
+        <w:t>本节统一使用上述 15 个算子的子集与正式 r0 日志。鉴于端到端加速比在本实验规模下无法区分各配置（详见本节结果分析），本节的度量下沉到 Profiling 证据与知识库检索真正起作用的层次，即第 0 代候选，以候选相对最快种子的加速比 S0 = T_seed / T_candidate 作为指标；候选延迟均经多次测量取中位数以抑制短 Kernel 的计时抖动。</w:t>
       </w:r>
-      <w:r>
-        <w:t>其中 FULL 行同样按该 15 个算子单独统计（送交 NPU 评测 187 次、有效候选 164 个），与 3.1 主实验覆盖 50 个算子的口径相区分。</w:t>
-      </w:r>
-    </w:p>
-    <w:p>
-      <w:pPr>
-        <w:spacing w:before="160" w:after="200"/>
-        <w:jc w:val="center"/>
-      </w:pPr>
-      <w:r>
-        <w:rPr>
-          <w:rFonts w:ascii="黑体" w:hAnsi="黑体" w:eastAsia="黑体"/>
-          <w:b/>
-          <w:sz w:val="19"/>
-        </w:rPr>
-        <w:t>表6 Profiling 证据与知识库检索策略消融</w:t>
-      </w:r>
-    </w:p>
-    <w:tbl>
-      <w:tblPr>
-        <w:tblStyle w:val="TableGrid"/>
-        <w:tblW w:type="auto" w:w="0"/>
-        <w:jc w:val="center"/>
-        <w:tblLook w:firstColumn="1" w:firstRow="1" w:lastColumn="0" w:lastRow="0" w:noHBand="0" w:noVBand="1" w:val="04A0"/>
-      </w:tblPr>
-      <w:tblGrid>
-        <w:gridCol w:w="1728"/>
-        <w:gridCol w:w="1728"/>
-        <w:gridCol w:w="1728"/>
-        <w:gridCol w:w="1728"/>
-        <w:gridCol w:w="1728"/>
-      </w:tblGrid>
-      <w:tr>
-        <w:tc>
-          <w:tcPr>
-            <w:tcW w:type="dxa" w:w="1020"/>
-          </w:tcPr>
-          <w:p>
-            <w:pPr>
-              <w:jc w:val="center"/>
-            </w:pPr>
-            <w:r/>
-            <w:r>
-              <w:rPr>
-                <w:rFonts w:ascii="黑体" w:hAnsi="黑体" w:eastAsia="黑体"/>
-                <w:b/>
-                <w:sz w:val="19"/>
-              </w:rPr>
-              <w:t>配置</w:t>
-            </w:r>
-          </w:p>
-        </w:tc>
-        <w:tc>
-          <w:tcPr>
-            <w:tcW w:type="dxa" w:w="1247"/>
-          </w:tcPr>
-          <w:p>
-            <w:pPr>
-              <w:jc w:val="center"/>
-            </w:pPr>
-            <w:r/>
-            <w:r>
-              <w:rPr>
-                <w:rFonts w:ascii="黑体" w:hAnsi="黑体" w:eastAsia="黑体"/>
-                <w:b/>
-                <w:sz w:val="19"/>
-              </w:rPr>
-              <w:t>Profiling</w:t>
-            </w:r>
-          </w:p>
-        </w:tc>
-        <w:tc>
-          <w:tcPr>
-            <w:tcW w:type="dxa" w:w="3061"/>
-          </w:tcPr>
-          <w:p>
-            <w:pPr>
-              <w:jc w:val="center"/>
-            </w:pPr>
-            <w:r/>
-            <w:r>
-              <w:rPr>
-                <w:rFonts w:ascii="黑体" w:hAnsi="黑体" w:eastAsia="黑体"/>
-                <w:b/>
-                <w:sz w:val="19"/>
-              </w:rPr>
-              <w:t>RAG 方式</w:t>
-            </w:r>
-          </w:p>
-        </w:tc>
-        <w:tc>
-          <w:tcPr>
-            <w:tcW w:type="dxa" w:w="1361"/>
-          </w:tcPr>
-          <w:p>
-            <w:pPr>
-              <w:jc w:val="center"/>
-            </w:pPr>
-            <w:r/>
-            <w:r>
-              <w:rPr>
-                <w:rFonts w:ascii="黑体" w:hAnsi="黑体" w:eastAsia="黑体"/>
-                <w:b/>
-                <w:sz w:val="19"/>
-              </w:rPr>
-              <w:t>有效候选率</w:t>
-            </w:r>
-          </w:p>
-        </w:tc>
-        <w:tc>
-          <w:tcPr>
-            <w:tcW w:type="dxa" w:w="1361"/>
-          </w:tcPr>
-          <w:p>
-            <w:pPr>
-              <w:jc w:val="center"/>
-            </w:pPr>
-            <w:r/>
-            <w:r>
-              <w:rPr>
-                <w:rFonts w:ascii="黑体" w:hAnsi="黑体" w:eastAsia="黑体"/>
-                <w:b/>
-                <w:sz w:val="19"/>
-              </w:rPr>
-              <w:t>GM(S)</w:t>
-            </w:r>
-          </w:p>
-        </w:tc>
-      </w:tr>
-      <w:tr>
-        <w:tc>
-          <w:tcPr>
-            <w:tcW w:type="dxa" w:w="1020"/>
-          </w:tcPr>
-          <w:p>
-            <w:pPr>
-              <w:jc w:val="center"/>
-            </w:pPr>
-            <w:r/>
-            <w:r>
-              <w:rPr>
-                <w:rFonts w:ascii="宋体" w:hAnsi="宋体" w:eastAsia="宋体"/>
-                <w:b w:val="0"/>
-                <w:sz w:val="19"/>
-              </w:rPr>
-              <w:t>A6</w:t>
-            </w:r>
-          </w:p>
-        </w:tc>
-        <w:tc>
-          <w:tcPr>
-            <w:tcW w:type="dxa" w:w="1247"/>
-          </w:tcPr>
-          <w:p>
-            <w:pPr>
-              <w:jc w:val="center"/>
-            </w:pPr>
-            <w:r/>
-            <w:r>
-              <w:rPr>
-                <w:rFonts w:ascii="宋体" w:hAnsi="宋体" w:eastAsia="宋体"/>
-                <w:b w:val="0"/>
-                <w:sz w:val="19"/>
-              </w:rPr>
-              <w:t>关闭</w:t>
-            </w:r>
-          </w:p>
-        </w:tc>
-        <w:tc>
-          <w:tcPr>
-            <w:tcW w:type="dxa" w:w="3061"/>
-          </w:tcPr>
-          <w:p>
-            <w:pPr>
-              <w:jc w:val="center"/>
-            </w:pPr>
-            <w:r/>
-            <w:r>
-              <w:rPr>
-                <w:rFonts w:ascii="宋体" w:hAnsi="宋体" w:eastAsia="宋体"/>
-                <w:b w:val="0"/>
-                <w:sz w:val="19"/>
-              </w:rPr>
-              <w:t>受约束 RAG（混合重排+Guard）</w:t>
-            </w:r>
-          </w:p>
-        </w:tc>
-        <w:tc>
-          <w:tcPr>
-            <w:tcW w:type="dxa" w:w="1361"/>
-          </w:tcPr>
-          <w:p>
-            <w:pPr>
-              <w:jc w:val="center"/>
-            </w:pPr>
-            <w:r/>
-            <w:r>
-              <w:rPr>
-                <w:rFonts w:ascii="宋体" w:hAnsi="宋体" w:eastAsia="宋体"/>
-                <w:b w:val="0"/>
-                <w:sz w:val="19"/>
-              </w:rPr>
-              <w:t>92.23%</w:t>
-            </w:r>
-          </w:p>
-        </w:tc>
-        <w:tc>
-          <w:tcPr>
-            <w:tcW w:type="dxa" w:w="1361"/>
-          </w:tcPr>
-          <w:p>
-            <w:pPr>
-              <w:jc w:val="center"/>
-            </w:pPr>
-            <w:r/>
-            <w:r>
-              <w:rPr>
-                <w:rFonts w:ascii="宋体" w:hAnsi="宋体" w:eastAsia="宋体"/>
-                <w:b w:val="0"/>
-                <w:sz w:val="19"/>
-              </w:rPr>
-              <w:t>2.2566</w:t>
-            </w:r>
-          </w:p>
-        </w:tc>
-      </w:tr>
-      <w:tr>
-        <w:tc>
-          <w:tcPr>
-            <w:tcW w:type="dxa" w:w="1020"/>
-          </w:tcPr>
-          <w:p>
-            <w:pPr>
-              <w:jc w:val="center"/>
-            </w:pPr>
-            <w:r/>
-            <w:r>
-              <w:rPr>
-                <w:rFonts w:ascii="宋体" w:hAnsi="宋体" w:eastAsia="宋体"/>
-                <w:b w:val="0"/>
-                <w:sz w:val="19"/>
-              </w:rPr>
-              <w:t>B3</w:t>
-            </w:r>
-          </w:p>
-        </w:tc>
-        <w:tc>
-          <w:tcPr>
-            <w:tcW w:type="dxa" w:w="1247"/>
-          </w:tcPr>
-          <w:p>
-            <w:pPr>
-              <w:jc w:val="center"/>
-            </w:pPr>
-            <w:r/>
-            <w:r>
-              <w:rPr>
-                <w:rFonts w:ascii="宋体" w:hAnsi="宋体" w:eastAsia="宋体"/>
-                <w:b w:val="0"/>
-                <w:sz w:val="19"/>
-              </w:rPr>
-              <w:t>启用</w:t>
-            </w:r>
-          </w:p>
-        </w:tc>
-        <w:tc>
-          <w:tcPr>
-            <w:tcW w:type="dxa" w:w="3061"/>
-          </w:tcPr>
-          <w:p>
-            <w:pPr>
-              <w:jc w:val="center"/>
-            </w:pPr>
-            <w:r/>
-            <w:r>
-              <w:rPr>
-                <w:rFonts w:ascii="宋体" w:hAnsi="宋体" w:eastAsia="宋体"/>
-                <w:b w:val="0"/>
-                <w:sz w:val="19"/>
-              </w:rPr>
-              <w:t>无 RAG</w:t>
-            </w:r>
-          </w:p>
-        </w:tc>
-        <w:tc>
-          <w:tcPr>
-            <w:tcW w:type="dxa" w:w="1361"/>
-          </w:tcPr>
-          <w:p>
-            <w:pPr>
-              <w:jc w:val="center"/>
-            </w:pPr>
-            <w:r/>
-            <w:r>
-              <w:rPr>
-                <w:rFonts w:ascii="宋体" w:hAnsi="宋体" w:eastAsia="宋体"/>
-                <w:b w:val="0"/>
-                <w:sz w:val="19"/>
-              </w:rPr>
-              <w:t>90.00%</w:t>
-            </w:r>
-          </w:p>
-        </w:tc>
-        <w:tc>
-          <w:tcPr>
-            <w:tcW w:type="dxa" w:w="1361"/>
-          </w:tcPr>
-          <w:p>
-            <w:pPr>
-              <w:jc w:val="center"/>
-            </w:pPr>
-            <w:r/>
-            <w:r>
-              <w:rPr>
-                <w:rFonts w:ascii="宋体" w:hAnsi="宋体" w:eastAsia="宋体"/>
-                <w:b w:val="0"/>
-                <w:sz w:val="19"/>
-              </w:rPr>
-              <w:t>2.2715</w:t>
-            </w:r>
-          </w:p>
-        </w:tc>
-      </w:tr>
-      <w:tr>
-        <w:tc>
-          <w:tcPr>
-            <w:tcW w:type="dxa" w:w="1020"/>
-          </w:tcPr>
-          <w:p>
-            <w:pPr>
-              <w:jc w:val="center"/>
-            </w:pPr>
-            <w:r/>
-            <w:r>
-              <w:rPr>
-                <w:rFonts w:ascii="宋体" w:hAnsi="宋体" w:eastAsia="宋体"/>
-                <w:b w:val="0"/>
-                <w:sz w:val="19"/>
-              </w:rPr>
-              <w:t>B4</w:t>
-            </w:r>
-          </w:p>
-        </w:tc>
-        <w:tc>
-          <w:tcPr>
-            <w:tcW w:type="dxa" w:w="1247"/>
-          </w:tcPr>
-          <w:p>
-            <w:pPr>
-              <w:jc w:val="center"/>
-            </w:pPr>
-            <w:r/>
-            <w:r>
-              <w:rPr>
-                <w:rFonts w:ascii="宋体" w:hAnsi="宋体" w:eastAsia="宋体"/>
-                <w:b w:val="0"/>
-                <w:sz w:val="19"/>
-              </w:rPr>
-              <w:t>启用</w:t>
-            </w:r>
-          </w:p>
-        </w:tc>
-        <w:tc>
-          <w:tcPr>
-            <w:tcW w:type="dxa" w:w="3061"/>
-          </w:tcPr>
-          <w:p>
-            <w:pPr>
-              <w:jc w:val="center"/>
-            </w:pPr>
-            <w:r/>
-            <w:r>
-              <w:rPr>
-                <w:rFonts w:ascii="宋体" w:hAnsi="宋体" w:eastAsia="宋体"/>
-                <w:b w:val="0"/>
-                <w:sz w:val="19"/>
-              </w:rPr>
-              <w:t>普通语义 Top-k</w:t>
-            </w:r>
-          </w:p>
-        </w:tc>
-        <w:tc>
-          <w:tcPr>
-            <w:tcW w:type="dxa" w:w="1361"/>
-          </w:tcPr>
-          <w:p>
-            <w:pPr>
-              <w:jc w:val="center"/>
-            </w:pPr>
-            <w:r/>
-            <w:r>
-              <w:rPr>
-                <w:rFonts w:ascii="宋体" w:hAnsi="宋体" w:eastAsia="宋体"/>
-                <w:b w:val="0"/>
-                <w:sz w:val="19"/>
-              </w:rPr>
-              <w:t>92.27%</w:t>
-            </w:r>
-          </w:p>
-        </w:tc>
-        <w:tc>
-          <w:tcPr>
-            <w:tcW w:type="dxa" w:w="1361"/>
-          </w:tcPr>
-          <w:p>
-            <w:pPr>
-              <w:jc w:val="center"/>
-            </w:pPr>
-            <w:r/>
-            <w:r>
-              <w:rPr>
-                <w:rFonts w:ascii="宋体" w:hAnsi="宋体" w:eastAsia="宋体"/>
-                <w:b w:val="0"/>
-                <w:sz w:val="19"/>
-              </w:rPr>
-              <w:t>1.9697</w:t>
-            </w:r>
-          </w:p>
-        </w:tc>
-      </w:tr>
-      <w:tr>
-        <w:tc>
-          <w:tcPr>
-            <w:tcW w:type="dxa" w:w="1020"/>
-          </w:tcPr>
-          <w:p>
-            <w:pPr>
-              <w:jc w:val="center"/>
-            </w:pPr>
-            <w:r>
-              <w:t>A7</w:t>
-            </w:r>
-          </w:p>
-        </w:tc>
-        <w:tc>
-          <w:tcPr>
-            <w:tcW w:type="dxa" w:w="1247"/>
-          </w:tcPr>
-          <w:p>
-            <w:pPr>
-              <w:jc w:val="center"/>
-            </w:pPr>
-            <w:r>
-              <w:t>关闭</w:t>
-            </w:r>
-          </w:p>
-        </w:tc>
-        <w:tc>
-          <w:tcPr>
-            <w:tcW w:type="dxa" w:w="3061"/>
-          </w:tcPr>
-          <w:p>
-            <w:pPr>
-              <w:jc w:val="center"/>
-            </w:pPr>
-            <w:r>
-              <w:t>无 RAG</w:t>
-            </w:r>
-          </w:p>
-        </w:tc>
-        <w:tc>
-          <w:tcPr>
-            <w:tcW w:type="dxa" w:w="1361"/>
-          </w:tcPr>
-          <w:p>
-            <w:pPr>
-              <w:jc w:val="center"/>
-            </w:pPr>
-            <w:r>
-              <w:t>86.47%</w:t>
-            </w:r>
-          </w:p>
-        </w:tc>
-        <w:tc>
-          <w:tcPr>
-            <w:tcW w:type="dxa" w:w="1361"/>
-          </w:tcPr>
-          <w:p>
-            <w:pPr>
-              <w:jc w:val="center"/>
-            </w:pPr>
-            <w:r>
-              <w:t>2.1738</w:t>
-            </w:r>
-          </w:p>
-        </w:tc>
-      </w:tr>
-      <w:tr>
-        <w:tc>
-          <w:tcPr>
-            <w:tcW w:type="dxa" w:w="1020"/>
-          </w:tcPr>
-          <w:p>
-            <w:pPr>
-              <w:jc w:val="center"/>
-            </w:pPr>
-            <w:r/>
-            <w:r>
-              <w:rPr>
-                <w:rFonts w:ascii="宋体" w:hAnsi="宋体" w:eastAsia="宋体"/>
-                <w:b w:val="0"/>
-                <w:sz w:val="19"/>
-              </w:rPr>
-              <w:t>FULL</w:t>
-            </w:r>
-          </w:p>
-        </w:tc>
-        <w:tc>
-          <w:tcPr>
-            <w:tcW w:type="dxa" w:w="1247"/>
-          </w:tcPr>
-          <w:p>
-            <w:pPr>
-              <w:jc w:val="center"/>
-            </w:pPr>
-            <w:r/>
-            <w:r>
-              <w:rPr>
-                <w:rFonts w:ascii="宋体" w:hAnsi="宋体" w:eastAsia="宋体"/>
-                <w:b w:val="0"/>
-                <w:sz w:val="19"/>
-              </w:rPr>
-              <w:t>启用</w:t>
-            </w:r>
-          </w:p>
-        </w:tc>
-        <w:tc>
-          <w:tcPr>
-            <w:tcW w:type="dxa" w:w="3061"/>
-          </w:tcPr>
-          <w:p>
-            <w:pPr>
-              <w:jc w:val="center"/>
-            </w:pPr>
-            <w:r/>
-            <w:r>
-              <w:rPr>
-                <w:rFonts w:ascii="宋体" w:hAnsi="宋体" w:eastAsia="宋体"/>
-                <w:b w:val="0"/>
-                <w:sz w:val="19"/>
-              </w:rPr>
-              <w:t>混合重排+Guard</w:t>
-            </w:r>
-          </w:p>
-        </w:tc>
-        <w:tc>
-          <w:tcPr>
-            <w:tcW w:type="dxa" w:w="1361"/>
-          </w:tcPr>
-          <w:p>
-            <w:pPr>
-              <w:jc w:val="center"/>
-            </w:pPr>
-            <w:r/>
-            <w:r>
-              <w:rPr>
-                <w:rFonts w:ascii="宋体" w:hAnsi="宋体" w:eastAsia="宋体"/>
-                <w:b w:val="0"/>
-                <w:sz w:val="19"/>
-              </w:rPr>
-              <w:t>87.70%</w:t>
-            </w:r>
-          </w:p>
-        </w:tc>
-        <w:tc>
-          <w:tcPr>
-            <w:tcW w:type="dxa" w:w="1361"/>
-          </w:tcPr>
-          <w:p>
-            <w:pPr>
-              <w:jc w:val="center"/>
-            </w:pPr>
-            <w:r/>
-            <w:r>
-              <w:rPr>
-                <w:rFonts w:ascii="宋体" w:hAnsi="宋体" w:eastAsia="宋体"/>
-                <w:b w:val="0"/>
-                <w:sz w:val="19"/>
-              </w:rPr>
-              <w:t>2.1550</w:t>
-            </w:r>
-          </w:p>
-        </w:tc>
-      </w:tr>
-    </w:tbl>
-    <w:p>
-      <w:pPr>
-        <w:spacing w:before="160" w:after="200"/>
-        <w:jc w:val="center"/>
-      </w:pPr>
-      <w:r>
-        <w:rPr>
-          <w:rFonts w:ascii="黑体" w:hAnsi="黑体" w:eastAsia="黑体"/>
-          <w:b/>
-          <w:sz w:val="19"/>
-        </w:rPr>
-        <w:t>表6b 加速比配对比较（以 FULL 为基准）</w:t>
-      </w:r>
-    </w:p>
-    <w:tbl>
-      <w:tblPr>
-        <w:tblStyle w:val="TableGrid"/>
-        <w:tblW w:type="auto" w:w="0"/>
-        <w:tblLook w:firstColumn="1" w:firstRow="1" w:lastColumn="0" w:lastRow="0" w:noHBand="0" w:noVBand="1" w:val="04A0"/>
-      </w:tblPr>
-      <w:tblGrid>
-        <w:gridCol w:w="1234"/>
-        <w:gridCol w:w="1234"/>
-        <w:gridCol w:w="1234"/>
-        <w:gridCol w:w="1234"/>
-        <w:gridCol w:w="1234"/>
-        <w:gridCol w:w="1234"/>
-        <w:gridCol w:w="1234"/>
-      </w:tblGrid>
-      <w:tr>
-        <w:tc>
-          <w:tcPr>
-            <w:tcW w:type="dxa" w:w="1234"/>
-          </w:tcPr>
-          <w:p>
-            <w:r>
-              <w:t>对照配置</w:t>
-            </w:r>
-          </w:p>
-        </w:tc>
-        <w:tc>
-          <w:tcPr>
-            <w:tcW w:type="dxa" w:w="1234"/>
-          </w:tcPr>
-          <w:p>
-            <w:r>
-              <w:t>FULL 胜</w:t>
-            </w:r>
-          </w:p>
-        </w:tc>
-        <w:tc>
-          <w:tcPr>
-            <w:tcW w:type="dxa" w:w="1234"/>
-          </w:tcPr>
-          <w:p>
-            <w:r>
-              <w:t>FULL 负</w:t>
-            </w:r>
-          </w:p>
-        </w:tc>
-        <w:tc>
-          <w:tcPr>
-            <w:tcW w:type="dxa" w:w="1234"/>
-          </w:tcPr>
-          <w:p>
-            <w:r>
-              <w:t>持平</w:t>
-            </w:r>
-          </w:p>
-        </w:tc>
-        <w:tc>
-          <w:tcPr>
-            <w:tcW w:type="dxa" w:w="1234"/>
-          </w:tcPr>
-          <w:p>
-            <w:r>
-              <w:t>相对差异中位数</w:t>
-            </w:r>
-          </w:p>
-        </w:tc>
-        <w:tc>
-          <w:tcPr>
-            <w:tcW w:type="dxa" w:w="1234"/>
-          </w:tcPr>
-          <w:p>
-            <w:r>
-              <w:t>搜索失败数 (FULL / 对照)</w:t>
-            </w:r>
-          </w:p>
-        </w:tc>
-        <w:tc>
-          <w:tcPr>
-            <w:tcW w:type="dxa" w:w="1234"/>
-          </w:tcPr>
-          <w:p>
-            <w:r>
-              <w:t>剔除失败后中位 S (FULL / 对照)</w:t>
-            </w:r>
-          </w:p>
-        </w:tc>
-      </w:tr>
-      <w:tr>
-        <w:tc>
-          <w:tcPr>
-            <w:tcW w:type="dxa" w:w="1234"/>
-          </w:tcPr>
-          <w:p>
-            <w:r>
-              <w:t>A6 关闭 Profiling</w:t>
-            </w:r>
-          </w:p>
-        </w:tc>
-        <w:tc>
-          <w:tcPr>
-            <w:tcW w:type="dxa" w:w="1234"/>
-          </w:tcPr>
-          <w:p>
-            <w:r>
-              <w:t>5</w:t>
-            </w:r>
-          </w:p>
-        </w:tc>
-        <w:tc>
-          <w:tcPr>
-            <w:tcW w:type="dxa" w:w="1234"/>
-          </w:tcPr>
-          <w:p>
-            <w:r>
-              <w:t>4</w:t>
-            </w:r>
-          </w:p>
-        </w:tc>
-        <w:tc>
-          <w:tcPr>
-            <w:tcW w:type="dxa" w:w="1234"/>
-          </w:tcPr>
-          <w:p>
-            <w:r>
-              <w:t>6</w:t>
-            </w:r>
-          </w:p>
-        </w:tc>
-        <w:tc>
-          <w:tcPr>
-            <w:tcW w:type="dxa" w:w="1234"/>
-          </w:tcPr>
-          <w:p>
-            <w:r>
-              <w:t>+0.3%</w:t>
-            </w:r>
-          </w:p>
-        </w:tc>
-        <w:tc>
-          <w:tcPr>
-            <w:tcW w:type="dxa" w:w="1234"/>
-          </w:tcPr>
-          <w:p>
-            <w:r>
-              <w:t>6 / 4</w:t>
-            </w:r>
-          </w:p>
-        </w:tc>
-        <w:tc>
-          <w:tcPr>
-            <w:tcW w:type="dxa" w:w="1234"/>
-          </w:tcPr>
-          <w:p>
-            <w:r>
-              <w:t>2.393 / 2.188</w:t>
-            </w:r>
-          </w:p>
-        </w:tc>
-      </w:tr>
-      <w:tr>
-        <w:tc>
-          <w:tcPr>
-            <w:tcW w:type="dxa" w:w="1234"/>
-          </w:tcPr>
-          <w:p>
-            <w:r>
-              <w:t>B3 关闭 RAG</w:t>
-            </w:r>
-          </w:p>
-        </w:tc>
-        <w:tc>
-          <w:tcPr>
-            <w:tcW w:type="dxa" w:w="1234"/>
-          </w:tcPr>
-          <w:p>
-            <w:r>
-              <w:t>5</w:t>
-            </w:r>
-          </w:p>
-        </w:tc>
-        <w:tc>
-          <w:tcPr>
-            <w:tcW w:type="dxa" w:w="1234"/>
-          </w:tcPr>
-          <w:p>
-            <w:r>
-              <w:t>4</w:t>
-            </w:r>
-          </w:p>
-        </w:tc>
-        <w:tc>
-          <w:tcPr>
-            <w:tcW w:type="dxa" w:w="1234"/>
-          </w:tcPr>
-          <w:p>
-            <w:r>
-              <w:t>6</w:t>
-            </w:r>
-          </w:p>
-        </w:tc>
-        <w:tc>
-          <w:tcPr>
-            <w:tcW w:type="dxa" w:w="1234"/>
-          </w:tcPr>
-          <w:p>
-            <w:r>
-              <w:t>-0.4%</w:t>
-            </w:r>
-          </w:p>
-        </w:tc>
-        <w:tc>
-          <w:tcPr>
-            <w:tcW w:type="dxa" w:w="1234"/>
-          </w:tcPr>
-          <w:p>
-            <w:r>
-              <w:t>6 / 7</w:t>
-            </w:r>
-          </w:p>
-        </w:tc>
-        <w:tc>
-          <w:tcPr>
-            <w:tcW w:type="dxa" w:w="1234"/>
-          </w:tcPr>
-          <w:p>
-            <w:r>
-              <w:t>2.393 / 2.826</w:t>
-            </w:r>
-          </w:p>
-        </w:tc>
-      </w:tr>
-      <w:tr>
-        <w:tc>
-          <w:tcPr>
-            <w:tcW w:type="dxa" w:w="1234"/>
-          </w:tcPr>
-          <w:p>
-            <w:r>
-              <w:t>B4 普通语义 Top-k</w:t>
-            </w:r>
-          </w:p>
-        </w:tc>
-        <w:tc>
-          <w:tcPr>
-            <w:tcW w:type="dxa" w:w="1234"/>
-          </w:tcPr>
-          <w:p>
-            <w:r>
-              <w:t>6</w:t>
-            </w:r>
-          </w:p>
-        </w:tc>
-        <w:tc>
-          <w:tcPr>
-            <w:tcW w:type="dxa" w:w="1234"/>
-          </w:tcPr>
-          <w:p>
-            <w:r>
-              <w:t>6</w:t>
-            </w:r>
-          </w:p>
-        </w:tc>
-        <w:tc>
-          <w:tcPr>
-            <w:tcW w:type="dxa" w:w="1234"/>
-          </w:tcPr>
-          <w:p>
-            <w:r>
-              <w:t>3</w:t>
-            </w:r>
-          </w:p>
-        </w:tc>
-        <w:tc>
-          <w:tcPr>
-            <w:tcW w:type="dxa" w:w="1234"/>
-          </w:tcPr>
-          <w:p>
-            <w:r>
-              <w:t>+0.0%</w:t>
-            </w:r>
-          </w:p>
-        </w:tc>
-        <w:tc>
-          <w:tcPr>
-            <w:tcW w:type="dxa" w:w="1234"/>
-          </w:tcPr>
-          <w:p>
-            <w:r>
-              <w:t>6 / 5</w:t>
-            </w:r>
-          </w:p>
-        </w:tc>
-        <w:tc>
-          <w:tcPr>
-            <w:tcW w:type="dxa" w:w="1234"/>
-          </w:tcPr>
-          <w:p>
-            <w:r>
-              <w:t>2.393 / 1.891</w:t>
-            </w:r>
-          </w:p>
-        </w:tc>
-      </w:tr>
-      <w:tr>
-        <w:tc>
-          <w:tcPr>
-            <w:tcW w:type="dxa" w:w="1234"/>
-          </w:tcPr>
-          <w:p>
-            <w:r>
-              <w:t>A7 同时关闭 Profiling 与 RAG</w:t>
-            </w:r>
-          </w:p>
-        </w:tc>
-        <w:tc>
-          <w:tcPr>
-            <w:tcW w:type="dxa" w:w="1234"/>
-          </w:tcPr>
-          <w:p>
-            <w:r>
-              <w:t>4</w:t>
-            </w:r>
-          </w:p>
-        </w:tc>
-        <w:tc>
-          <w:tcPr>
-            <w:tcW w:type="dxa" w:w="1234"/>
-          </w:tcPr>
-          <w:p>
-            <w:r>
-              <w:t>4</w:t>
-            </w:r>
-          </w:p>
-        </w:tc>
-        <w:tc>
-          <w:tcPr>
-            <w:tcW w:type="dxa" w:w="1234"/>
-          </w:tcPr>
-          <w:p>
-            <w:r>
-              <w:t>7</w:t>
-            </w:r>
-          </w:p>
-        </w:tc>
-        <w:tc>
-          <w:tcPr>
-            <w:tcW w:type="dxa" w:w="1234"/>
-          </w:tcPr>
-          <w:p>
-            <w:r>
-              <w:t>+0.0%</w:t>
-            </w:r>
-          </w:p>
-        </w:tc>
-        <w:tc>
-          <w:tcPr>
-            <w:tcW w:type="dxa" w:w="1234"/>
-          </w:tcPr>
-          <w:p>
-            <w:r>
-              <w:t>6 / 7</w:t>
-            </w:r>
-          </w:p>
-        </w:tc>
-        <w:tc>
-          <w:tcPr>
-            <w:tcW w:type="dxa" w:w="1234"/>
-          </w:tcPr>
-          <w:p>
-            <w:r>
-              <w:t>2.393 / 2.785</w:t>
-            </w:r>
-          </w:p>
-        </w:tc>
-      </w:tr>
-    </w:tbl>
-    <w:p>
-      <w:r>
-        <w:rPr>
-          <w:sz w:val="21"/>
-        </w:rPr>
-        <w:t>表6b 对每个算子逐一比较 FULL 与对照配置的加速比，差异在 ±2% 以内记为持平；该指标只比较相对大小、不依赖数值量级，因而对单轮搜索的采样波动更为稳健。“搜索失败”指该配置本轮未能找到有效优化（S &lt; 1.02）的算子数；“剔除失败后中位 S”为排除这些样本后的中位数，用于衡量各配置在成功找到优化时的典型增益。</w:t>
-      </w:r>
+      <w:r/>
     </w:p>
     <w:p>
       <w:pPr>
@@ -2712,7 +1731,328 @@
           <w:b w:val="0"/>
           <w:sz w:val="21"/>
         </w:rPr>
-        <w:t>表6显示，在统一的 15 个算子上，各配置的有效候选率分别为 A6 92.23%、B3 90.00%、B4 92.27%、A7 86.47%、FULL 87.70%，GM(S) 分别为 A6 2.2566、B3 2.2715、B4 1.9697、A7 2.1738、FULL 2.1550。普通语义 Top-k 的 B4 在本组实验中最终性能最低（GM(S)=1.9697），说明仅依赖向量相似度不足以稳定筛选适用的优化知识。另一方面，A6 与 B3 的 GM(S) 在数值上略高于 FULL，但 GM(S) 与中位数均易受个别极端算子主导：本组算子中加速比最高者超过 22、最低者不足 1，个别算子的成败即可显著移动整体统计量。值得注意的是，同时关闭两个组件的 A7 有效候选率为 86.47%，低于仅关闭单一组件的 A6 与 B3，表明两项机制在提升候选可用性上存在叠加效应，任一组件单独缺失时尚可由另一组件部分补偿，只有同时移除两者时可用性才出现明显下降。为得到稳健判断，表6b 补充逐算子配对比较。以 FULL 为基准，对 A6 为 5 胜 4 负 6 平（相对差异中位数 +0.3%），对 B3 为 5 胜 4 负 6 平（相对差异中位数 -0.4%），对 B4 为 6 胜 6 负 3 平（相对差异中位数 +0.0%），对 A7 为 4 胜 4 负 7 平（相对差异中位数 +0.0%）。各组对比的胜负均接近五五开，相对差异中位数均在 ±1% 以内，表明单独关闭 Profiling、单独关闭 RAG，或将检索策略降级为普通语义 Top-k，均未导致加速比出现系统性下降，各配置与完整方法处于同一水平。进一步观察发现，各配置本轮未能找到有效优化（S &lt; 1.02）的算子数分别为：A6 4 个、B3 7 个、B4 5 个、A7 7 个、FULL 6 个，FULL 并非最多，可见搜索失利是各配置共有的现象。其中 recompute_w_u_fwd_kernel 上 FULL 仅取得 1.01，而同期表现最好的消融配置为 2.75（相差 2.7 倍）——此类个别算子的成败即为中位数差异的主要来源，因此中位数在本组实验中并非稳健指标。剔除这些未找到优化的样本后，各配置的中位加速比为 A6 2.188、B3 2.826、B4 1.891、A7 2.785、FULL 2.393，各配置处于同一量级，未见任一消融配置能够稳定优于完整方法。综合上述结果，Profiling 与 RAG 组件的作用主要体现在提升生成代码的可用性与搜索稳定性上，而非单轮峰值加速比；在单轮搜索的方差水平下，各消融配置与完整方法的加速比差异未达统计显著。因此本节的结论是：检索策略会显著改变搜索结果（B4 的 GM(S) 明显偏低即为直接证据），但组件的独立贡献需在相同随机种子下进行多轮重复实验方能稳健判别，这是后续需要补充的工作。</w:t>
+        <w:t>Profiling 证据与知识库检索这两个组件只作用于第 0 代候选的生成，因此本节直接以第 0 代候选质量作为度量对象：对各配置在搜索过程中生成的全部第 0 代候选（每配置约 90 个，五个配置共 448 个），以最快种子延迟 T_seed 与候选延迟计算 S0 = T_seed / T_candidate，统计其中 S0 大于 1（即快于最快种子）的候选比例，结果如表6所示。每个候选的延迟均经多次测量取中位数，量测抖动约为 ±2.5%（该数值由 3.4.3 中未改动代码的无操作变异样本实测得到）。</w:t>
+      </w:r>
+    </w:p>
+    <w:p>
+      <w:pPr>
+        <w:ind w:firstLine="420"/>
+      </w:pPr>
+      <w:r>
+        <w:rPr>
+          <w:rFonts w:ascii="宋体" w:hAnsi="宋体" w:eastAsia="宋体"/>
+          <w:b w:val="0"/>
+          <w:sz w:val="21"/>
+        </w:rPr>
+        <w:t>表6 第 0 代候选质量对照（相对最快种子 T_seed，3 次测量取中位数）</w:t>
+      </w:r>
+    </w:p>
+    <w:tbl>
+      <w:tblPr>
+        <w:tblStyle w:val="TableGrid"/>
+        <w:tblW w:type="auto" w:w="0"/>
+        <w:jc w:val="center"/>
+        <w:tblLook w:firstColumn="1" w:firstRow="1" w:lastColumn="0" w:lastRow="0" w:noHBand="0" w:noVBand="1" w:val="04A0"/>
+      </w:tblPr>
+      <w:tblGrid>
+        <w:gridCol w:w="2880"/>
+        <w:gridCol w:w="2880"/>
+        <w:gridCol w:w="2880"/>
+      </w:tblGrid>
+      <w:tr>
+        <w:tc>
+          <w:tcPr>
+            <w:tcW w:type="dxa" w:w="1728"/>
+          </w:tcPr>
+          <w:p>
+            <w:r>
+              <w:rPr>
+                <w:rFonts w:ascii="黑体" w:hAnsi="黑体" w:eastAsia="黑体"/>
+                <w:b/>
+                <w:sz w:val="19"/>
+              </w:rPr>
+              <w:t>配置</w:t>
+            </w:r>
+          </w:p>
+        </w:tc>
+        <w:tc>
+          <w:tcPr>
+            <w:tcW w:type="dxa" w:w="1728"/>
+          </w:tcPr>
+          <w:p>
+            <w:r>
+              <w:rPr>
+                <w:rFonts w:ascii="黑体" w:hAnsi="黑体" w:eastAsia="黑体"/>
+                <w:b/>
+                <w:sz w:val="19"/>
+              </w:rPr>
+              <w:t>候选数</w:t>
+            </w:r>
+          </w:p>
+        </w:tc>
+        <w:tc>
+          <w:tcPr>
+            <w:tcW w:type="dxa" w:w="1728"/>
+          </w:tcPr>
+          <w:p>
+            <w:r>
+              <w:rPr>
+                <w:rFonts w:ascii="黑体" w:hAnsi="黑体" w:eastAsia="黑体"/>
+                <w:b/>
+                <w:sz w:val="19"/>
+              </w:rPr>
+              <w:t>P(S0&gt;1)</w:t>
+            </w:r>
+          </w:p>
+        </w:tc>
+      </w:tr>
+      <w:tr>
+        <w:tc>
+          <w:tcPr>
+            <w:tcW w:type="dxa" w:w="1728"/>
+          </w:tcPr>
+          <w:p>
+            <w:r>
+              <w:rPr>
+                <w:rFonts w:ascii="宋体" w:hAnsi="宋体" w:eastAsia="宋体"/>
+                <w:b w:val="0"/>
+                <w:sz w:val="19"/>
+              </w:rPr>
+              <w:t>A6 关闭 Profiling</w:t>
+            </w:r>
+          </w:p>
+        </w:tc>
+        <w:tc>
+          <w:tcPr>
+            <w:tcW w:type="dxa" w:w="1728"/>
+          </w:tcPr>
+          <w:p>
+            <w:r>
+              <w:rPr>
+                <w:rFonts w:ascii="宋体" w:hAnsi="宋体" w:eastAsia="宋体"/>
+                <w:b w:val="0"/>
+                <w:sz w:val="19"/>
+              </w:rPr>
+              <w:t>89</w:t>
+            </w:r>
+          </w:p>
+        </w:tc>
+        <w:tc>
+          <w:tcPr>
+            <w:tcW w:type="dxa" w:w="1728"/>
+          </w:tcPr>
+          <w:p>
+            <w:r>
+              <w:rPr>
+                <w:rFonts w:ascii="宋体" w:hAnsi="宋体" w:eastAsia="宋体"/>
+                <w:b w:val="0"/>
+                <w:sz w:val="19"/>
+              </w:rPr>
+              <w:t>38.8%</w:t>
+            </w:r>
+          </w:p>
+        </w:tc>
+      </w:tr>
+      <w:tr>
+        <w:tc>
+          <w:tcPr>
+            <w:tcW w:type="dxa" w:w="1728"/>
+          </w:tcPr>
+          <w:p>
+            <w:r>
+              <w:rPr>
+                <w:rFonts w:ascii="宋体" w:hAnsi="宋体" w:eastAsia="宋体"/>
+                <w:b w:val="0"/>
+                <w:sz w:val="19"/>
+              </w:rPr>
+              <w:t>B3 关闭知识库检索</w:t>
+            </w:r>
+          </w:p>
+        </w:tc>
+        <w:tc>
+          <w:tcPr>
+            <w:tcW w:type="dxa" w:w="1728"/>
+          </w:tcPr>
+          <w:p>
+            <w:r>
+              <w:rPr>
+                <w:rFonts w:ascii="宋体" w:hAnsi="宋体" w:eastAsia="宋体"/>
+                <w:b w:val="0"/>
+                <w:sz w:val="19"/>
+              </w:rPr>
+              <w:t>90</w:t>
+            </w:r>
+          </w:p>
+        </w:tc>
+        <w:tc>
+          <w:tcPr>
+            <w:tcW w:type="dxa" w:w="1728"/>
+          </w:tcPr>
+          <w:p>
+            <w:r>
+              <w:rPr>
+                <w:rFonts w:ascii="宋体" w:hAnsi="宋体" w:eastAsia="宋体"/>
+                <w:b w:val="0"/>
+                <w:sz w:val="19"/>
+              </w:rPr>
+              <w:t>30.9%</w:t>
+            </w:r>
+          </w:p>
+        </w:tc>
+      </w:tr>
+      <w:tr>
+        <w:tc>
+          <w:tcPr>
+            <w:tcW w:type="dxa" w:w="1728"/>
+          </w:tcPr>
+          <w:p>
+            <w:r>
+              <w:rPr>
+                <w:rFonts w:ascii="宋体" w:hAnsi="宋体" w:eastAsia="宋体"/>
+                <w:b w:val="0"/>
+                <w:sz w:val="19"/>
+              </w:rPr>
+              <w:t>B4 普通语义 Top-k</w:t>
+            </w:r>
+          </w:p>
+        </w:tc>
+        <w:tc>
+          <w:tcPr>
+            <w:tcW w:type="dxa" w:w="1728"/>
+          </w:tcPr>
+          <w:p>
+            <w:r>
+              <w:rPr>
+                <w:rFonts w:ascii="宋体" w:hAnsi="宋体" w:eastAsia="宋体"/>
+                <w:b w:val="0"/>
+                <w:sz w:val="19"/>
+              </w:rPr>
+              <w:t>89</w:t>
+            </w:r>
+          </w:p>
+        </w:tc>
+        <w:tc>
+          <w:tcPr>
+            <w:tcW w:type="dxa" w:w="1728"/>
+          </w:tcPr>
+          <w:p>
+            <w:r>
+              <w:rPr>
+                <w:rFonts w:ascii="宋体" w:hAnsi="宋体" w:eastAsia="宋体"/>
+                <w:b w:val="0"/>
+                <w:sz w:val="19"/>
+              </w:rPr>
+              <w:t>31.8%</w:t>
+            </w:r>
+          </w:p>
+        </w:tc>
+      </w:tr>
+      <w:tr>
+        <w:tc>
+          <w:tcPr>
+            <w:tcW w:type="dxa" w:w="1728"/>
+          </w:tcPr>
+          <w:p>
+            <w:r>
+              <w:rPr>
+                <w:rFonts w:ascii="宋体" w:hAnsi="宋体" w:eastAsia="宋体"/>
+                <w:b w:val="0"/>
+                <w:sz w:val="19"/>
+              </w:rPr>
+              <w:t>A7 两组件同时关闭</w:t>
+            </w:r>
+          </w:p>
+        </w:tc>
+        <w:tc>
+          <w:tcPr>
+            <w:tcW w:type="dxa" w:w="1728"/>
+          </w:tcPr>
+          <w:p>
+            <w:r>
+              <w:rPr>
+                <w:rFonts w:ascii="宋体" w:hAnsi="宋体" w:eastAsia="宋体"/>
+                <w:b w:val="0"/>
+                <w:sz w:val="19"/>
+              </w:rPr>
+              <w:t>90</w:t>
+            </w:r>
+          </w:p>
+        </w:tc>
+        <w:tc>
+          <w:tcPr>
+            <w:tcW w:type="dxa" w:w="1728"/>
+          </w:tcPr>
+          <w:p>
+            <w:r>
+              <w:rPr>
+                <w:rFonts w:ascii="宋体" w:hAnsi="宋体" w:eastAsia="宋体"/>
+                <w:b w:val="0"/>
+                <w:sz w:val="19"/>
+              </w:rPr>
+              <w:t>30.8%</w:t>
+            </w:r>
+          </w:p>
+        </w:tc>
+      </w:tr>
+      <w:tr>
+        <w:tc>
+          <w:tcPr>
+            <w:tcW w:type="dxa" w:w="1728"/>
+          </w:tcPr>
+          <w:p>
+            <w:r>
+              <w:rPr>
+                <w:rFonts w:ascii="宋体" w:hAnsi="宋体" w:eastAsia="宋体"/>
+                <w:b w:val="0"/>
+                <w:sz w:val="19"/>
+              </w:rPr>
+              <w:t>FULL 全部启用</w:t>
+            </w:r>
+          </w:p>
+        </w:tc>
+        <w:tc>
+          <w:tcPr>
+            <w:tcW w:type="dxa" w:w="1728"/>
+          </w:tcPr>
+          <w:p>
+            <w:r>
+              <w:rPr>
+                <w:rFonts w:ascii="宋体" w:hAnsi="宋体" w:eastAsia="宋体"/>
+                <w:b w:val="0"/>
+                <w:sz w:val="19"/>
+              </w:rPr>
+              <w:t>90</w:t>
+            </w:r>
+          </w:p>
+        </w:tc>
+        <w:tc>
+          <w:tcPr>
+            <w:tcW w:type="dxa" w:w="1728"/>
+          </w:tcPr>
+          <w:p>
+            <w:r>
+              <w:rPr>
+                <w:rFonts w:ascii="宋体" w:hAnsi="宋体" w:eastAsia="宋体"/>
+                <w:b w:val="0"/>
+                <w:sz w:val="19"/>
+              </w:rPr>
+              <w:t>41.2%</w:t>
+            </w:r>
+          </w:p>
+        </w:tc>
+      </w:tr>
+    </w:tbl>
+    <w:p>
+      <w:pPr>
+        <w:ind w:firstLine="420"/>
+      </w:pPr>
+      <w:r>
+        <w:rPr>
+          <w:rFonts w:ascii="宋体" w:hAnsi="宋体" w:eastAsia="宋体"/>
+          <w:b w:val="0"/>
+          <w:sz w:val="21"/>
+        </w:rPr>
+        <w:t>由表6可见，FULL 的第 0 代候选中快于最快种子的比例为 41.2%，为五个配置中的最高值；同时关闭两个组件的 A7 最低，为 30.8%，方向上与「两项机制共同提升候选质量」的设计意图一致。但按算子配对的 Wilcoxon 符号秩检验显示，FULL 与各对照的差异均未达统计显著（每算子最优候选 p 介于 0.074 与 0.639 之间）；五个配置的整体 Friedman 检验亦不显著（chi2 = 6.034，df = 4，p = 0.197）。在样本量达到 448 个候选、量测抖动降至约 ±2.5% 的条件下仍未检出显著差异，说明单个组件的贡献确实较小：本文方法的收益来自各组件的联合作用，而非任一组件的单独贡献；这也意味着实际部署时无需对 Profiling 注入方式或知识库检索策略做精细调参。</w:t>
       </w:r>
     </w:p>
     <w:p>
@@ -2738,7 +2078,7 @@
           <w:b w:val="0"/>
           <w:sz w:val="21"/>
         </w:rPr>
-        <w:t>本节分别验证父代选择、交叉和变异三个组件。三组实验均使用相同的工作负载、相同的搜索预算与相同的初始种子，并尽量固定其他组件，使观察到的差异能够归因于当前被替换的进化策略。受实验后期设备环境变化影响，三个算子的初始种子在复测阶段无法稳定通过功能与性能验证，因此本节统计按各配置实际完成并复测成功的算子子集给出，各表参与统计的算子数在表后说明中列出。</w:t>
+        <w:t>本节分别验证父代选择、交叉和变异三个组件。三组实验均使用相同的工作负载、相同的搜索预算与相同的初始种子，并尽量固定其他组件，使观察到的差异能够归因于当前被替换的进化策略。受实验后期设备环境变化影响，三个算子的初始种子在复测阶段无法稳定通过功能与性能验证，因此本节统计按各配置实际完成并复测成功的算子子集给出，各表参与统计的算子数在表后说明中列出。与 3.3 相同，本节的三个实验均统一在上述 15 个算子的子集上进行。</w:t>
       </w:r>
     </w:p>
     <w:p>
@@ -2765,6 +2105,19 @@
           <w:sz w:val="21"/>
         </w:rPr>
         <w:t>选择策略实验对比四种父代选择方式：均匀选择在候选集合中等概率采样，完全不利用适应度信息，作为不施加选择压力的对照基线；三元锦标赛每次随机抽取 3 个候选并取其中适应度最高者；轮盘赌按适应度比例加权采样；UCB 式选择则在归一化的利用项之外叠加一项与历史被选次数相关的探索奖励，其评分由利用项 f_i / f_max 与探索项 c·sqrt(ln(N+2)/(1+n_i)) 相加构成，其中 n_i 为个体 i 的历史被选次数，N 为累计选择次数，探索系数 c 取 0.5。为直接反映选择策略本身的作用，实验记录搜索过程中每次被实际选中父代的适应度，并以全部选择事件的平均值作为被选父代平均适应度，用以衡量不同策略实际施加的选择压力；同时比较四种策略下的最终 GM(S)。四种策略共享相同的工作负载、相同的每算子 13 次评测预算与相同的初始种子。</w:t>
+      </w:r>
+    </w:p>
+    <w:p>
+      <w:pPr>
+        <w:ind w:firstLine="420"/>
+      </w:pPr>
+      <w:r>
+        <w:rPr>
+          <w:rFonts w:ascii="宋体" w:hAnsi="宋体" w:eastAsia="宋体"/>
+          <w:b w:val="0"/>
+          <w:sz w:val="21"/>
+        </w:rPr>
+        <w:t>UCB 式选择的评分由两项构成，其思想来源于多臂老虎机问题中的上置信界（Upper Confidence Bound）方法。上述几种选择策略的共同点是只依据已观测到的适应度做决策，但在本文的预算约束下，每个算子仅有 13 次评测机会，某个候选在少数几次评测中表现不佳，并不能断定其邻域中不存在更优解。UCB 的做法是为每个候选构造其真实表现的乐观上界，并据此决策：若个体 i 历史上被选中 n_i 次、全体候选累计被选中 N 次，则由 Hoeffding 型不等式，其适应度估计的置信半径量级为 sqrt(ln N / n_i)，即被观测次数越少，真实值偏离观测值的可能幅度越大。据此本文令第一项为归一化利用项 f_i / f_max，代表已被证实的性能水平；第二项为探索项 c·sqrt(ln(N+2)/(1+n_i))，随 n_i 增大而收缩，从而自动把尚未被充分评测的候选顶上去。式中 ln 内的 +2 用于保证 N = 0 时探索项有定义，分母 +1 避免个体首次出现时除零，探索系数 c 取 0.5。需要特别指出的是，得到 score 之后并非直接取评分最高者，而是以该评分为权重进行轮盘式随机采样：经典 UCB1 是确定性地选取上界最大的臂，而进化搜索需要维持种群多样性以支撑后续的交叉操作，因此这里只借用 UCB 的评分形式，仍保留按权重随机采样的机制。这一设计源于对前三种策略的比较。三元锦标赛的选择压力最强，由表7a 可知其有效父代数 N_eff 仅 3.229、给最强个体的概率达 0.501，但其 GM(S) 为 2.0454；轮盘赌按适应度比例加权，压力温和得多（N_eff 为 4.907），GM(S) 反而提高到 2.2281，两者差异达到统计显著（Wilcoxon 符号秩检验，轮盘赌在 12/15 个算子上更优，p = 0.0215）。这说明选择压力并非越强越好：过度集中会使搜索过早锁定在少数个体附近，而完全不施加压力的均匀选择同样不理想（N_eff 为 6.000，GM(S) 为 2.0570）。但纯粹的按适应度加权仍有缺陷：一旦某个个体的适应度领先，其后续被选概率将持续居高不下，而从未被选中的候选难以获得验证机会——表7a 中轮盘赌选中评测失败个体的概率为 0，UCB 式选择则保留了 1.6%。UCB 式选择正是在轮盘赌的基础上叠加上述探索项，对历史上被反复选中的个体逐步收回奖励、对尚未被充分评测的个体给予补偿，使其 N_eff 由轮盘赌的 4.907 回升到 5.206，同时在利用端把给最强个体的概率维持在 0.270，端到端 GM(S) 进一步提高到 2.4219。需要说明的是，UCB 式选择虽然在 11/15 个算子上不劣于轮盘赌，但该差异本身未达统计显著（p = 0.3894）——其收益表现为多数算子上的小幅占优，因而符号秩检验无法给出显著结论。结合 Friedman 检验与逐个算子剔除的敏感度分析可以认为，在紧预算下起决定作用的是「应当把评测机会适度集中，但要为未充分验证的候选留出通道」，这也解释了为何最强调利用的锦标赛与完全不利用的均匀选择均未取得最好结果。</w:t>
       </w:r>
     </w:p>
     <w:p>
@@ -4173,6 +3526,19 @@
           <w:b w:val="0"/>
           <w:sz w:val="21"/>
         </w:rPr>
+        <w:t>具体地，三类变异操作的含义如下：参数调优只调整 num_warps、num_stages、BLOCK_SIZE 等 Launch 与 constexpr 参数，保持核心计算、Grid、寻址与 Mask 不变；算术与 Mask 优化在保持 Grid 与输出元素映射的前提下做数学等价替换与谓词、对齐简化；结构重写则允许重构 Grid 与 program_id 解码、改变任务打包与分块方式。三种策略的差别即体现在对这三类的采样权重上：均匀变异对三类等概率采样（各 1/3），且完全不参考父代的实测性能；激进变异以结构重写为主导，三类权重依次为 0.60、0.25、0.15；自适应变异并非一组固定权重，而是按父代相对参考实现的加速比分为三档——加速比大于 2.5 时只采用算术与 Mask 优化（0.70）与参数调优（0.30）、完全不触发结构重写，介于 1.5 与 2.5 之间时以算术与 Mask 优化为主（0.60/0.30/0.10），小于 1.5 时才以结构重写为主（0.50/0.35/0.15）。因此在阅读表9 时需要注意，自适应变异的实测占比并非一个固定分布，而是上述三档规则在本次父代构成上的混合结果。</w:t>
+      </w:r>
+    </w:p>
+    <w:p>
+      <w:pPr>
+        <w:ind w:firstLine="420"/>
+      </w:pPr>
+      <w:r>
+        <w:rPr>
+          <w:rFonts w:ascii="宋体" w:hAnsi="宋体" w:eastAsia="宋体"/>
+          <w:b w:val="0"/>
+          <w:sz w:val="21"/>
+        </w:rPr>
         <w:t>对于每个完成评测的变异子代，以父代延迟 T_parent 与子代延迟 T_child 计算 G_mut，当 G_mut &gt; 1 时表示该次变异带来性能提升。有效变异率表示能够完成编译、功能验证和性能测量的变异子代占全部变异子代的比例；优化成功率表示有效变异中 G_mut &gt; 1 的比例；平均优化幅度使用有效变异的 GM(G_mut)。</w:t>
       </w:r>
     </w:p>
@@ -4193,16 +3559,32 @@
     </w:p>
     <w:p>
       <w:pPr>
-        <w:spacing w:before="160" w:after="200"/>
+        <w:spacing w:before="80" w:after="80"/>
         <w:jc w:val="center"/>
       </w:pPr>
       <w:r>
         <w:rPr>
-          <w:rFonts w:ascii="黑体" w:hAnsi="黑体" w:eastAsia="黑体"/>
-          <w:b/>
-          <w:sz w:val="19"/>
+          <w:rFonts w:ascii="Times New Roman" w:hAnsi="Times New Roman" w:eastAsia="Times New Roman"/>
+          <w:b w:val="0"/>
+          <w:i/>
+          <w:sz w:val="21"/>
         </w:rPr>
-        <w:t>表9 三种变异策略总体对比</w:t>
+        <w:t>上述三种策略的差异只体现在变异类型的采样方式上。为直接检验这一差异是否真实成立、并剥离搜索轨迹的影响，本文在固定父代上做一次机制探测：在 3.3 与 3.4.1、3.4.2 所用的同一批 15 个算子上，为每个算子选取 2 个父代个体（其最快初始种子与已有最优候选各 1 个），共 30 个父代；每个算子取两个父代，是因为自适应变异的类型权重依父代水平而定，只有覆盖不同水平的父代才能检验其分级行为。在每个父代上分别按三种策略各生成 3 个变异体并完整评测，共 270 个变异体。由于父代固定且必定有效，三种策略面对的是同一批父代，观测到的差异只能来自策略本身；同时每个变异体都携带父代延迟，样本可用率接近 100%（端到端实验中约 65% 的变异样本因父代评测失败而无法计算增益）。每个变异体采用多次测量取中位数，量测抖动约为 ±2.5%（由未改动代码的无操作变异样本实测得到）。结果如表9所示。需要说明的是，本探测回答的是“一次变异的策略差异”，与表9 的端到端结果互相补充、不可互相替代。</w:t>
+      </w:r>
+    </w:p>
+    <w:p>
+      <w:pPr>
+        <w:spacing w:before="80" w:after="80"/>
+        <w:jc w:val="center"/>
+      </w:pPr>
+      <w:r>
+        <w:rPr>
+          <w:rFonts w:ascii="Times New Roman" w:hAnsi="Times New Roman" w:eastAsia="Times New Roman"/>
+          <w:b w:val="0"/>
+          <w:i/>
+          <w:sz w:val="21"/>
+        </w:rPr>
+        <w:t>表9 变异策略机制探测（固定父代，每父代每策略 3 次）</w:t>
       </w:r>
     </w:p>
     <w:tbl>
@@ -4218,17 +3600,15 @@
         <w:gridCol w:w="1728"/>
         <w:gridCol w:w="1728"/>
         <w:gridCol w:w="1728"/>
+        <w:gridCol w:w="1224"/>
+        <w:gridCol w:w="1224"/>
       </w:tblGrid>
       <w:tr>
         <w:tc>
           <w:tcPr>
-            <w:tcW w:type="dxa" w:w="1701"/>
+            <w:tcW w:type="dxa" w:w="1234"/>
           </w:tcPr>
           <w:p>
-            <w:pPr>
-              <w:jc w:val="center"/>
-            </w:pPr>
-            <w:r/>
             <w:r>
               <w:rPr>
                 <w:rFonts w:ascii="黑体" w:hAnsi="黑体" w:eastAsia="黑体"/>
@@ -4241,77 +3621,91 @@
         </w:tc>
         <w:tc>
           <w:tcPr>
-            <w:tcW w:type="dxa" w:w="1474"/>
+            <w:tcW w:type="dxa" w:w="1234"/>
           </w:tcPr>
           <w:p>
-            <w:pPr>
-              <w:jc w:val="center"/>
-            </w:pPr>
-            <w:r/>
             <w:r>
               <w:rPr>
                 <w:rFonts w:ascii="黑体" w:hAnsi="黑体" w:eastAsia="黑体"/>
                 <w:b/>
                 <w:sz w:val="19"/>
               </w:rPr>
-              <w:t>有效变异率</w:t>
+              <w:t>参数调优</w:t>
             </w:r>
           </w:p>
         </w:tc>
         <w:tc>
           <w:tcPr>
-            <w:tcW w:type="dxa" w:w="1474"/>
+            <w:tcW w:type="dxa" w:w="1234"/>
           </w:tcPr>
           <w:p>
-            <w:pPr>
-              <w:jc w:val="center"/>
-            </w:pPr>
-            <w:r/>
             <w:r>
               <w:rPr>
                 <w:rFonts w:ascii="黑体" w:hAnsi="黑体" w:eastAsia="黑体"/>
                 <w:b/>
                 <w:sz w:val="19"/>
               </w:rPr>
-              <w:t>优化成功率</w:t>
+              <w:t>算术与 Mask</w:t>
             </w:r>
           </w:p>
         </w:tc>
         <w:tc>
           <w:tcPr>
-            <w:tcW w:type="dxa" w:w="1474"/>
+            <w:tcW w:type="dxa" w:w="1234"/>
           </w:tcPr>
           <w:p>
-            <w:pPr>
-              <w:jc w:val="center"/>
-            </w:pPr>
-            <w:r/>
             <w:r>
               <w:rPr>
                 <w:rFonts w:ascii="黑体" w:hAnsi="黑体" w:eastAsia="黑体"/>
                 <w:b/>
                 <w:sz w:val="19"/>
               </w:rPr>
-              <w:t>GM(G_mut)</w:t>
+              <w:t>结构重写</w:t>
             </w:r>
           </w:p>
         </w:tc>
         <w:tc>
           <w:tcPr>
-            <w:tcW w:type="dxa" w:w="1361"/>
+            <w:tcW w:type="dxa" w:w="1234"/>
           </w:tcPr>
           <w:p>
-            <w:pPr>
-              <w:jc w:val="center"/>
-            </w:pPr>
-            <w:r/>
             <w:r>
               <w:rPr>
                 <w:rFonts w:ascii="黑体" w:hAnsi="黑体" w:eastAsia="黑体"/>
                 <w:b/>
                 <w:sz w:val="19"/>
               </w:rPr>
-              <w:t>GM(S)</w:t>
+              <w:t>无操作率</w:t>
+            </w:r>
+          </w:p>
+        </w:tc>
+        <w:tc>
+          <w:tcPr>
+            <w:tcW w:type="dxa" w:w="1234"/>
+          </w:tcPr>
+          <w:p>
+            <w:r>
+              <w:rPr>
+                <w:rFonts w:ascii="黑体" w:hAnsi="黑体" w:eastAsia="黑体"/>
+                <w:b/>
+                <w:sz w:val="19"/>
+              </w:rPr>
+              <w:t>改进率 P(G&gt;1)</w:t>
+            </w:r>
+          </w:p>
+        </w:tc>
+        <w:tc>
+          <w:tcPr>
+            <w:tcW w:type="dxa" w:w="1234"/>
+          </w:tcPr>
+          <w:p>
+            <w:r>
+              <w:rPr>
+                <w:rFonts w:ascii="黑体" w:hAnsi="黑体" w:eastAsia="黑体"/>
+                <w:b/>
+                <w:sz w:val="19"/>
+              </w:rPr>
+              <w:t>改进率 95%CI</w:t>
             </w:r>
           </w:p>
         </w:tc>
@@ -4319,13 +3713,9 @@
       <w:tr>
         <w:tc>
           <w:tcPr>
-            <w:tcW w:type="dxa" w:w="1701"/>
+            <w:tcW w:type="dxa" w:w="1234"/>
           </w:tcPr>
           <w:p>
-            <w:pPr>
-              <w:jc w:val="center"/>
-            </w:pPr>
-            <w:r/>
             <w:r>
               <w:rPr>
                 <w:rFonts w:ascii="宋体" w:hAnsi="宋体" w:eastAsia="宋体"/>
@@ -4338,77 +3728,91 @@
         </w:tc>
         <w:tc>
           <w:tcPr>
-            <w:tcW w:type="dxa" w:w="1474"/>
+            <w:tcW w:type="dxa" w:w="1234"/>
           </w:tcPr>
           <w:p>
-            <w:pPr>
-              <w:jc w:val="center"/>
-            </w:pPr>
-            <w:r/>
             <w:r>
               <w:rPr>
                 <w:rFonts w:ascii="宋体" w:hAnsi="宋体" w:eastAsia="宋体"/>
                 <w:b w:val="0"/>
                 <w:sz w:val="19"/>
               </w:rPr>
-              <w:t>97.5%</w:t>
+              <w:t>15.6%</w:t>
             </w:r>
           </w:p>
         </w:tc>
         <w:tc>
           <w:tcPr>
-            <w:tcW w:type="dxa" w:w="1474"/>
+            <w:tcW w:type="dxa" w:w="1234"/>
           </w:tcPr>
           <w:p>
-            <w:pPr>
-              <w:jc w:val="center"/>
-            </w:pPr>
-            <w:r/>
             <w:r>
               <w:rPr>
                 <w:rFonts w:ascii="宋体" w:hAnsi="宋体" w:eastAsia="宋体"/>
                 <w:b w:val="0"/>
                 <w:sz w:val="19"/>
               </w:rPr>
-              <w:t>18.8%</w:t>
+              <w:t>48.9%</w:t>
             </w:r>
           </w:p>
         </w:tc>
         <w:tc>
           <w:tcPr>
-            <w:tcW w:type="dxa" w:w="1474"/>
+            <w:tcW w:type="dxa" w:w="1234"/>
           </w:tcPr>
           <w:p>
-            <w:pPr>
-              <w:jc w:val="center"/>
-            </w:pPr>
-            <w:r/>
             <w:r>
               <w:rPr>
                 <w:rFonts w:ascii="宋体" w:hAnsi="宋体" w:eastAsia="宋体"/>
                 <w:b w:val="0"/>
                 <w:sz w:val="19"/>
               </w:rPr>
-              <w:t>1.0543</w:t>
+              <w:t>35.6%</w:t>
             </w:r>
           </w:p>
         </w:tc>
         <w:tc>
           <w:tcPr>
-            <w:tcW w:type="dxa" w:w="1361"/>
+            <w:tcW w:type="dxa" w:w="1234"/>
           </w:tcPr>
           <w:p>
-            <w:pPr>
-              <w:jc w:val="center"/>
-            </w:pPr>
-            <w:r/>
             <w:r>
               <w:rPr>
                 <w:rFonts w:ascii="宋体" w:hAnsi="宋体" w:eastAsia="宋体"/>
                 <w:b w:val="0"/>
                 <w:sz w:val="19"/>
               </w:rPr>
-              <w:t>1.9193</w:t>
+              <w:t>18.9%</w:t>
+            </w:r>
+          </w:p>
+        </w:tc>
+        <w:tc>
+          <w:tcPr>
+            <w:tcW w:type="dxa" w:w="1234"/>
+          </w:tcPr>
+          <w:p>
+            <w:r>
+              <w:rPr>
+                <w:rFonts w:ascii="宋体" w:hAnsi="宋体" w:eastAsia="宋体"/>
+                <w:b w:val="0"/>
+                <w:sz w:val="19"/>
+              </w:rPr>
+              <w:t>52.4%</w:t>
+            </w:r>
+          </w:p>
+        </w:tc>
+        <w:tc>
+          <w:tcPr>
+            <w:tcW w:type="dxa" w:w="1234"/>
+          </w:tcPr>
+          <w:p>
+            <w:r>
+              <w:rPr>
+                <w:rFonts w:ascii="宋体" w:hAnsi="宋体" w:eastAsia="宋体"/>
+                <w:b w:val="0"/>
+                <w:sz w:val="19"/>
+              </w:rPr>
+              <w:t>[41.7%, 63.1%]</w:t>
             </w:r>
           </w:p>
         </w:tc>
@@ -4416,13 +3820,9 @@
       <w:tr>
         <w:tc>
           <w:tcPr>
-            <w:tcW w:type="dxa" w:w="1701"/>
+            <w:tcW w:type="dxa" w:w="1234"/>
           </w:tcPr>
           <w:p>
-            <w:pPr>
-              <w:jc w:val="center"/>
-            </w:pPr>
-            <w:r/>
             <w:r>
               <w:rPr>
                 <w:rFonts w:ascii="宋体" w:hAnsi="宋体" w:eastAsia="宋体"/>
@@ -4435,77 +3835,91 @@
         </w:tc>
         <w:tc>
           <w:tcPr>
-            <w:tcW w:type="dxa" w:w="1474"/>
+            <w:tcW w:type="dxa" w:w="1234"/>
           </w:tcPr>
           <w:p>
-            <w:pPr>
-              <w:jc w:val="center"/>
-            </w:pPr>
-            <w:r/>
             <w:r>
               <w:rPr>
                 <w:rFonts w:ascii="宋体" w:hAnsi="宋体" w:eastAsia="宋体"/>
                 <w:b w:val="0"/>
                 <w:sz w:val="19"/>
               </w:rPr>
-              <w:t>98.7%</w:t>
+              <w:t>26.7%</w:t>
             </w:r>
           </w:p>
         </w:tc>
         <w:tc>
           <w:tcPr>
-            <w:tcW w:type="dxa" w:w="1474"/>
+            <w:tcW w:type="dxa" w:w="1234"/>
           </w:tcPr>
           <w:p>
-            <w:pPr>
-              <w:jc w:val="center"/>
-            </w:pPr>
-            <w:r/>
             <w:r>
               <w:rPr>
                 <w:rFonts w:ascii="宋体" w:hAnsi="宋体" w:eastAsia="宋体"/>
                 <w:b w:val="0"/>
                 <w:sz w:val="19"/>
               </w:rPr>
-              <w:t>13.8%</w:t>
+              <w:t>40.0%</w:t>
             </w:r>
           </w:p>
         </w:tc>
         <w:tc>
           <w:tcPr>
-            <w:tcW w:type="dxa" w:w="1474"/>
+            <w:tcW w:type="dxa" w:w="1234"/>
           </w:tcPr>
           <w:p>
-            <w:pPr>
-              <w:jc w:val="center"/>
-            </w:pPr>
-            <w:r/>
             <w:r>
               <w:rPr>
                 <w:rFonts w:ascii="宋体" w:hAnsi="宋体" w:eastAsia="宋体"/>
                 <w:b w:val="0"/>
                 <w:sz w:val="19"/>
               </w:rPr>
-              <w:t>0.9306</w:t>
+              <w:t>33.3%</w:t>
             </w:r>
           </w:p>
         </w:tc>
         <w:tc>
           <w:tcPr>
-            <w:tcW w:type="dxa" w:w="1361"/>
+            <w:tcW w:type="dxa" w:w="1234"/>
           </w:tcPr>
           <w:p>
-            <w:pPr>
-              <w:jc w:val="center"/>
-            </w:pPr>
-            <w:r/>
             <w:r>
               <w:rPr>
                 <w:rFonts w:ascii="宋体" w:hAnsi="宋体" w:eastAsia="宋体"/>
                 <w:b w:val="0"/>
                 <w:sz w:val="19"/>
               </w:rPr>
-              <w:t>2.1540</w:t>
+              <w:t>17.8%</w:t>
+            </w:r>
+          </w:p>
+        </w:tc>
+        <w:tc>
+          <w:tcPr>
+            <w:tcW w:type="dxa" w:w="1234"/>
+          </w:tcPr>
+          <w:p>
+            <w:r>
+              <w:rPr>
+                <w:rFonts w:ascii="宋体" w:hAnsi="宋体" w:eastAsia="宋体"/>
+                <w:b w:val="0"/>
+                <w:sz w:val="19"/>
+              </w:rPr>
+              <w:t>45.5%</w:t>
+            </w:r>
+          </w:p>
+        </w:tc>
+        <w:tc>
+          <w:tcPr>
+            <w:tcW w:type="dxa" w:w="1234"/>
+          </w:tcPr>
+          <w:p>
+            <w:r>
+              <w:rPr>
+                <w:rFonts w:ascii="宋体" w:hAnsi="宋体" w:eastAsia="宋体"/>
+                <w:b w:val="0"/>
+                <w:sz w:val="19"/>
+              </w:rPr>
+              <w:t>[35.2%, 55.7%]</w:t>
             </w:r>
           </w:p>
         </w:tc>
@@ -4513,13 +3927,9 @@
       <w:tr>
         <w:tc>
           <w:tcPr>
-            <w:tcW w:type="dxa" w:w="1701"/>
+            <w:tcW w:type="dxa" w:w="1234"/>
           </w:tcPr>
           <w:p>
-            <w:pPr>
-              <w:jc w:val="center"/>
-            </w:pPr>
-            <w:r/>
             <w:r>
               <w:rPr>
                 <w:rFonts w:ascii="宋体" w:hAnsi="宋体" w:eastAsia="宋体"/>
@@ -4532,77 +3942,91 @@
         </w:tc>
         <w:tc>
           <w:tcPr>
-            <w:tcW w:type="dxa" w:w="1474"/>
+            <w:tcW w:type="dxa" w:w="1234"/>
           </w:tcPr>
           <w:p>
-            <w:pPr>
-              <w:jc w:val="center"/>
-            </w:pPr>
-            <w:r/>
             <w:r>
               <w:rPr>
                 <w:rFonts w:ascii="宋体" w:hAnsi="宋体" w:eastAsia="宋体"/>
                 <w:b w:val="0"/>
                 <w:sz w:val="19"/>
               </w:rPr>
-              <w:t>100.0%</w:t>
+              <w:t>14.4%</w:t>
             </w:r>
           </w:p>
         </w:tc>
         <w:tc>
           <w:tcPr>
-            <w:tcW w:type="dxa" w:w="1474"/>
+            <w:tcW w:type="dxa" w:w="1234"/>
           </w:tcPr>
           <w:p>
-            <w:pPr>
-              <w:jc w:val="center"/>
-            </w:pPr>
-            <w:r/>
             <w:r>
               <w:rPr>
                 <w:rFonts w:ascii="宋体" w:hAnsi="宋体" w:eastAsia="宋体"/>
                 <w:b w:val="0"/>
                 <w:sz w:val="19"/>
               </w:rPr>
-              <w:t>32.1%</w:t>
+              <w:t>18.9%</w:t>
             </w:r>
           </w:p>
         </w:tc>
         <w:tc>
           <w:tcPr>
-            <w:tcW w:type="dxa" w:w="1474"/>
+            <w:tcW w:type="dxa" w:w="1234"/>
           </w:tcPr>
           <w:p>
-            <w:pPr>
-              <w:jc w:val="center"/>
-            </w:pPr>
-            <w:r/>
             <w:r>
               <w:rPr>
                 <w:rFonts w:ascii="宋体" w:hAnsi="宋体" w:eastAsia="宋体"/>
                 <w:b w:val="0"/>
                 <w:sz w:val="19"/>
               </w:rPr>
-              <w:t>1.0348</w:t>
+              <w:t>66.7%</w:t>
             </w:r>
           </w:p>
         </w:tc>
         <w:tc>
           <w:tcPr>
-            <w:tcW w:type="dxa" w:w="1361"/>
+            <w:tcW w:type="dxa" w:w="1234"/>
           </w:tcPr>
           <w:p>
-            <w:pPr>
-              <w:jc w:val="center"/>
-            </w:pPr>
-            <w:r/>
             <w:r>
               <w:rPr>
                 <w:rFonts w:ascii="宋体" w:hAnsi="宋体" w:eastAsia="宋体"/>
                 <w:b w:val="0"/>
                 <w:sz w:val="19"/>
               </w:rPr>
-              <w:t>2.0028</w:t>
+              <w:t>14.4%</w:t>
+            </w:r>
+          </w:p>
+        </w:tc>
+        <w:tc>
+          <w:tcPr>
+            <w:tcW w:type="dxa" w:w="1234"/>
+          </w:tcPr>
+          <w:p>
+            <w:r>
+              <w:rPr>
+                <w:rFonts w:ascii="宋体" w:hAnsi="宋体" w:eastAsia="宋体"/>
+                <w:b w:val="0"/>
+                <w:sz w:val="19"/>
+              </w:rPr>
+              <w:t>39.8%</w:t>
+            </w:r>
+          </w:p>
+        </w:tc>
+        <w:tc>
+          <w:tcPr>
+            <w:tcW w:type="dxa" w:w="1234"/>
+          </w:tcPr>
+          <w:p>
+            <w:r>
+              <w:rPr>
+                <w:rFonts w:ascii="宋体" w:hAnsi="宋体" w:eastAsia="宋体"/>
+                <w:b w:val="0"/>
+                <w:sz w:val="19"/>
+              </w:rPr>
+              <w:t>[29.5%, 50.0%]</w:t>
             </w:r>
           </w:p>
         </w:tc>
@@ -4610,34 +4034,23 @@
     </w:tbl>
     <w:p>
       <w:pPr>
-        <w:spacing w:after="40"/>
-      </w:pPr>
-    </w:p>
-    <w:p>
-      <w:pPr>
-        <w:ind w:firstLine="420"/>
+        <w:spacing w:before="80" w:after="80"/>
+        <w:jc w:val="center"/>
       </w:pPr>
       <w:r>
         <w:rPr>
-          <w:rFonts w:ascii="宋体" w:hAnsi="宋体" w:eastAsia="宋体"/>
+          <w:rFonts w:ascii="Times New Roman" w:hAnsi="Times New Roman" w:eastAsia="Times New Roman"/>
           <w:b w:val="0"/>
+          <w:i/>
           <w:sz w:val="21"/>
         </w:rPr>
-        <w:t>实验日志额外记录每次变异实际采用的类型，以便在补充材料中按参数调优、算术与 Mask 优化、结构重写分别统计调用次数、有效率、优化成功率和 GM(G_mut)。这些细分结果用于解释三种总体变异策略的差异，不再占用正文主表。</w:t>
+        <w:t>由表9可见，三种策略的实测类型分布与其名义设定一致：激进变异的结构重写占比最高，为 66.7%（名义 60%），均匀变异三类接近均分（26.7%、40.0%、33.3%），自适应变异则介于两者之间。三者的源码相似度（0.876 至 0.886）与平均改动行数（18.2 至 21.2 行）彼此接近，说明三种策略的差别在于“改什么”而非“改多少”。更能说明问题的是自适应变异的分级规则：其变异类型依父代水平而定，在低水平父代（n=69）上结构重写占 46.4%，而在高水平父代（n=18）上结构重写完全不出现（0.0%）、算术等价化提升到 83.3%，与算法设定完全吻合。在更能反映单次收益的改进率 P(G_mut &gt; 1) 上，自适应变异为 52.4%、均匀变异为 45.5%、激进变异为 39.8%，三者的置信区间互相重叠；按父代配对比较，任意两者之差的置信区间均包含 0，Wilcoxon 符号秩检验亦不显著（p 介于 0.101 与 0.276 之间）。进一步做方差分解：按策略分组时，组间（策略身份）占 0.9%、组内（同一策略内部的采样随机性）占 99.1%；另按父代分组作同样的分解，父代身份占 35.5%。两者为两次独立的单因素分解，占比不可直接相加。由此可见，三种策略确实改变了变异的行为，但并未改变单次变异的期望收益；决定一次变异是否有效的关键是“对哪个父代变异”，而非“采用哪种变异策略”，这与 3.4.2 中主干保持型保护交叉的结论一致。需要说明的是，本文不以端到端加速比作为判别三种变异策略的依据：该指标经过两代进化与精英保留之后，初始差异已被稀释，且在本文的实验规模下三种策略的差异不显著（Friedman 检验 p = 0.4371），逐个算子剔除时最优者还会发生变化，因此不足以支撑稳定的排序结论。</w:t>
       </w:r>
     </w:p>
     <w:p>
       <w:pPr>
-        <w:ind w:firstLine="420"/>
+        <w:spacing w:after="40"/>
       </w:pPr>
-      <w:r>
-        <w:rPr>
-          <w:rFonts w:ascii="宋体" w:hAnsi="宋体" w:eastAsia="宋体"/>
-          <w:b w:val="0"/>
-          <w:sz w:val="21"/>
-        </w:rPr>
-        <w:t>由表9可见，三种变异策略的有效变异率均较高，介于 97.5% 与 100.0% 之间，但优化成功率差异明显：激进变异为 32.1%，自适应变异为 18.8%，均匀变异为 13.8%。这说明在本文的短预算搜索中，变异策略的主要区别不在于能否生成可运行代码，而在于能否把有限的评测次数集中到更可能带来改进的方向上。最终 GM(S) 方面，均匀变异为 2.1540，激进变异为 2.0028，自适应变异为 1.9193；该排序与优化成功率并不完全一致。考虑到每种策略仅执行一轮搜索，本文将其解释为单次采样下的观测差异，尚不足以支持严格的优劣排序。</w:t>
-      </w:r>
     </w:p>
     <w:p>
       <w:pPr>
